--- a/REPORTS/LAB 5.docx
+++ b/REPORTS/LAB 5.docx
@@ -516,13 +516,31 @@
               <w:spacing w:after="0" w:line="240" w:lineRule="auto"/>
               <w:jc w:val="center"/>
             </w:pPr>
+            <w:proofErr w:type="gramStart"/>
             <w:r>
               <w:rPr>
                 <w:sz w:val="24"/>
                 <w:szCs w:val="24"/>
               </w:rPr>
-              <w:t>к.т.н.,доц.</w:t>
-            </w:r>
+              <w:t>к.т.н.,</w:t>
+            </w:r>
+            <w:proofErr w:type="spellStart"/>
+            <w:r>
+              <w:rPr>
+                <w:sz w:val="24"/>
+                <w:szCs w:val="24"/>
+              </w:rPr>
+              <w:t>доц</w:t>
+            </w:r>
+            <w:proofErr w:type="spellEnd"/>
+            <w:r>
+              <w:rPr>
+                <w:sz w:val="24"/>
+                <w:szCs w:val="24"/>
+              </w:rPr>
+              <w:t>.</w:t>
+            </w:r>
+            <w:proofErr w:type="gramEnd"/>
           </w:p>
         </w:tc>
         <w:tc>
@@ -1594,7 +1612,71 @@
         <w:pStyle w:val="11"/>
       </w:pPr>
       <w:r>
-        <w:t>Необходимо разработать микросервис (с использованием FastAPI, aiohttp или Sanic), который принимает запросы на агрегацию данных из нескольких внешних HTTP-API (выбираются студентом самостоятельно: публичные API, например, OpenWeatherMap, JSONPlaceholder, Cat Facts, или локальные эмуляторы) и возвращает объединённый ответ.</w:t>
+        <w:t xml:space="preserve">Необходимо разработать </w:t>
+      </w:r>
+      <w:proofErr w:type="spellStart"/>
+      <w:r>
+        <w:t>микросервис</w:t>
+      </w:r>
+      <w:proofErr w:type="spellEnd"/>
+      <w:r>
+        <w:t xml:space="preserve"> (с использованием </w:t>
+      </w:r>
+      <w:proofErr w:type="spellStart"/>
+      <w:r>
+        <w:t>FastAPI</w:t>
+      </w:r>
+      <w:proofErr w:type="spellEnd"/>
+      <w:r>
+        <w:t xml:space="preserve">, </w:t>
+      </w:r>
+      <w:proofErr w:type="spellStart"/>
+      <w:r>
+        <w:t>aiohttp</w:t>
+      </w:r>
+      <w:proofErr w:type="spellEnd"/>
+      <w:r>
+        <w:t xml:space="preserve"> или </w:t>
+      </w:r>
+      <w:proofErr w:type="spellStart"/>
+      <w:r>
+        <w:t>Sanic</w:t>
+      </w:r>
+      <w:proofErr w:type="spellEnd"/>
+      <w:r>
+        <w:t xml:space="preserve">), который принимает запросы на агрегацию данных из нескольких внешних HTTP-API (выбираются студентом самостоятельно: публичные API, например, </w:t>
+      </w:r>
+      <w:proofErr w:type="spellStart"/>
+      <w:r>
+        <w:t>OpenWeatherMap</w:t>
+      </w:r>
+      <w:proofErr w:type="spellEnd"/>
+      <w:r>
+        <w:t xml:space="preserve">, </w:t>
+      </w:r>
+      <w:proofErr w:type="spellStart"/>
+      <w:r>
+        <w:t>JSONPlaceholder</w:t>
+      </w:r>
+      <w:proofErr w:type="spellEnd"/>
+      <w:r>
+        <w:t xml:space="preserve">, </w:t>
+      </w:r>
+      <w:proofErr w:type="spellStart"/>
+      <w:r>
+        <w:t>Cat</w:t>
+      </w:r>
+      <w:proofErr w:type="spellEnd"/>
+      <w:r>
+        <w:t xml:space="preserve"> </w:t>
+      </w:r>
+      <w:proofErr w:type="spellStart"/>
+      <w:r>
+        <w:t>Facts</w:t>
+      </w:r>
+      <w:proofErr w:type="spellEnd"/>
+      <w:r>
+        <w:t>, или локальные эмуляторы) и возвращает объединённый ответ.</w:t>
       </w:r>
     </w:p>
     <w:p>
@@ -1636,7 +1718,15 @@
         <w:pStyle w:val="11"/>
       </w:pPr>
       <w:r>
-        <w:t>Вместо публичных сервисов использованы локальные aiohttp-эмуляторы. Такой вариант позволяет воспроизводимо задавать задержки, вероятность ошибок и HTTP-статусы, поэтому результаты тестирования не зависят от внешней сети или доступности стороннего API.</w:t>
+        <w:t xml:space="preserve">Вместо публичных сервисов использованы локальные </w:t>
+      </w:r>
+      <w:proofErr w:type="spellStart"/>
+      <w:r>
+        <w:t>aiohttp</w:t>
+      </w:r>
+      <w:proofErr w:type="spellEnd"/>
+      <w:r>
+        <w:t>-эмуляторы. Такой вариант позволяет воспроизводимо задавать задержки, вероятность ошибок и HTTP-статусы, поэтому результаты тестирования не зависят от внешней сети или доступности стороннего API.</w:t>
       </w:r>
     </w:p>
     <w:tbl>
@@ -1757,6 +1847,7 @@
                 <w:lang w:val="en-US"/>
               </w:rPr>
             </w:pPr>
+            <w:proofErr w:type="spellStart"/>
             <w:r>
               <w:rPr>
                 <w:sz w:val="24"/>
@@ -1764,6 +1855,7 @@
               </w:rPr>
               <w:t>stable</w:t>
             </w:r>
+            <w:proofErr w:type="spellEnd"/>
           </w:p>
         </w:tc>
         <w:tc>
@@ -1785,7 +1877,23 @@
                 <w:sz w:val="24"/>
                 <w:szCs w:val="24"/>
               </w:rPr>
-              <w:t>три быстрых API, задержка 50-180 мс, ошибок нет</w:t>
+              <w:t xml:space="preserve">три быстрых API, задержка 50-180 </w:t>
+            </w:r>
+            <w:proofErr w:type="spellStart"/>
+            <w:r>
+              <w:rPr>
+                <w:sz w:val="24"/>
+                <w:szCs w:val="24"/>
+              </w:rPr>
+              <w:t>мс</w:t>
+            </w:r>
+            <w:proofErr w:type="spellEnd"/>
+            <w:r>
+              <w:rPr>
+                <w:sz w:val="24"/>
+                <w:szCs w:val="24"/>
+              </w:rPr>
+              <w:t>, ошибок нет</w:t>
             </w:r>
           </w:p>
         </w:tc>
@@ -1851,6 +1959,7 @@
                 <w:szCs w:val="24"/>
               </w:rPr>
             </w:pPr>
+            <w:proofErr w:type="spellStart"/>
             <w:r>
               <w:rPr>
                 <w:sz w:val="24"/>
@@ -1858,6 +1967,7 @@
               </w:rPr>
               <w:t>slow</w:t>
             </w:r>
+            <w:proofErr w:type="spellEnd"/>
           </w:p>
         </w:tc>
         <w:tc>
@@ -1879,8 +1989,33 @@
                 <w:sz w:val="24"/>
                 <w:szCs w:val="24"/>
               </w:rPr>
-              <w:t>два быстрых API 70-220 мс и один медленный API 3000-5000 мс</w:t>
-            </w:r>
+              <w:t xml:space="preserve">два быстрых API 70-220 </w:t>
+            </w:r>
+            <w:proofErr w:type="spellStart"/>
+            <w:r>
+              <w:rPr>
+                <w:sz w:val="24"/>
+                <w:szCs w:val="24"/>
+              </w:rPr>
+              <w:t>мс</w:t>
+            </w:r>
+            <w:proofErr w:type="spellEnd"/>
+            <w:r>
+              <w:rPr>
+                <w:sz w:val="24"/>
+                <w:szCs w:val="24"/>
+              </w:rPr>
+              <w:t xml:space="preserve"> и один медленный API 3000-5000 </w:t>
+            </w:r>
+            <w:proofErr w:type="spellStart"/>
+            <w:r>
+              <w:rPr>
+                <w:sz w:val="24"/>
+                <w:szCs w:val="24"/>
+              </w:rPr>
+              <w:t>мс</w:t>
+            </w:r>
+            <w:proofErr w:type="spellEnd"/>
           </w:p>
         </w:tc>
         <w:tc>
@@ -1945,6 +2080,7 @@
                 <w:szCs w:val="24"/>
               </w:rPr>
             </w:pPr>
+            <w:proofErr w:type="spellStart"/>
             <w:r>
               <w:rPr>
                 <w:sz w:val="24"/>
@@ -1952,6 +2088,7 @@
               </w:rPr>
               <w:t>unstable</w:t>
             </w:r>
+            <w:proofErr w:type="spellEnd"/>
           </w:p>
         </w:tc>
         <w:tc>
@@ -2050,7 +2187,55 @@
         <w:pStyle w:val="11"/>
       </w:pPr>
       <w:r>
-        <w:t>Сервис построен как микросервис на aiohttp.web. Входной endpoint POST /aggregate принимает JSON-запрос от клиента, проверяет корректность тела запроса и передает данные в модель AggregationRequest. На этом этапе валидируются список URL, выбранная стратегия выполнения, лимит одновременных запросов и таймаут.</w:t>
+        <w:t xml:space="preserve">Сервис построен как </w:t>
+      </w:r>
+      <w:proofErr w:type="spellStart"/>
+      <w:r>
+        <w:t>микросервис</w:t>
+      </w:r>
+      <w:proofErr w:type="spellEnd"/>
+      <w:r>
+        <w:t xml:space="preserve"> на </w:t>
+      </w:r>
+      <w:proofErr w:type="spellStart"/>
+      <w:r>
+        <w:t>aiohttp.web</w:t>
+      </w:r>
+      <w:proofErr w:type="spellEnd"/>
+      <w:r>
+        <w:t xml:space="preserve">. Входной </w:t>
+      </w:r>
+      <w:proofErr w:type="spellStart"/>
+      <w:r>
+        <w:t>endpoint</w:t>
+      </w:r>
+      <w:proofErr w:type="spellEnd"/>
+      <w:r>
+        <w:t xml:space="preserve"> POST /</w:t>
+      </w:r>
+      <w:proofErr w:type="spellStart"/>
+      <w:r>
+        <w:t>aggregate</w:t>
+      </w:r>
+      <w:proofErr w:type="spellEnd"/>
+      <w:r>
+        <w:t xml:space="preserve"> принимает JSON-запрос от клиента, проверяет корректность тела запроса и передает данные в модель </w:t>
+      </w:r>
+      <w:proofErr w:type="spellStart"/>
+      <w:r>
+        <w:t>AggregationRequest</w:t>
+      </w:r>
+      <w:proofErr w:type="spellEnd"/>
+      <w:r>
+        <w:t xml:space="preserve">. На этом этапе </w:t>
+      </w:r>
+      <w:proofErr w:type="spellStart"/>
+      <w:r>
+        <w:t>валидируются</w:t>
+      </w:r>
+      <w:proofErr w:type="spellEnd"/>
+      <w:r>
+        <w:t xml:space="preserve"> список URL, выбранная стратегия выполнения, лимит одновременных запросов и таймаут.</w:t>
       </w:r>
     </w:p>
     <w:p>
@@ -2058,7 +2243,57 @@
         <w:pStyle w:val="11"/>
       </w:pPr>
       <w:r>
-        <w:t>После успешной валидации управление передается агрегатору Aggregator. Он выполняет роль менеджера стратегий: выбирает один из режимов fixed, timeout_race или adaptive, запускает асинхронные HTTP-запросы через aiohttp.ClientSession и собирает результаты в единый JSON-ответ. В ответ включаются массив результатов по каждому URL и блок summary с количеством успешных запросов, ошибок, общим временем выполнения и использованной стратегией.</w:t>
+        <w:t xml:space="preserve">После успешной валидации управление передается агрегатору </w:t>
+      </w:r>
+      <w:proofErr w:type="spellStart"/>
+      <w:r>
+        <w:t>Aggregator</w:t>
+      </w:r>
+      <w:proofErr w:type="spellEnd"/>
+      <w:r>
+        <w:t xml:space="preserve">. Он выполняет роль менеджера стратегий: выбирает один из режимов </w:t>
+      </w:r>
+      <w:proofErr w:type="spellStart"/>
+      <w:r>
+        <w:t>fixed</w:t>
+      </w:r>
+      <w:proofErr w:type="spellEnd"/>
+      <w:r>
+        <w:t xml:space="preserve">, </w:t>
+      </w:r>
+      <w:proofErr w:type="spellStart"/>
+      <w:r>
+        <w:t>timeout_race</w:t>
+      </w:r>
+      <w:proofErr w:type="spellEnd"/>
+      <w:r>
+        <w:t xml:space="preserve"> или </w:t>
+      </w:r>
+      <w:proofErr w:type="spellStart"/>
+      <w:r>
+        <w:t>adaptive</w:t>
+      </w:r>
+      <w:proofErr w:type="spellEnd"/>
+      <w:r>
+        <w:t xml:space="preserve">, запускает асинхронные HTTP-запросы через </w:t>
+      </w:r>
+      <w:proofErr w:type="spellStart"/>
+      <w:proofErr w:type="gramStart"/>
+      <w:r>
+        <w:t>aiohttp.ClientSession</w:t>
+      </w:r>
+      <w:proofErr w:type="spellEnd"/>
+      <w:proofErr w:type="gramEnd"/>
+      <w:r>
+        <w:t xml:space="preserve"> и собирает результаты в единый JSON-ответ. В ответ включаются массив результатов по каждому URL и блок </w:t>
+      </w:r>
+      <w:proofErr w:type="spellStart"/>
+      <w:r>
+        <w:t>summary</w:t>
+      </w:r>
+      <w:proofErr w:type="spellEnd"/>
+      <w:r>
+        <w:t xml:space="preserve"> с количеством успешных запросов, ошибок, общим временем выполнения и использованной стратегией.</w:t>
       </w:r>
     </w:p>
     <w:p>
@@ -2066,11 +2301,32 @@
         <w:pStyle w:val="11"/>
       </w:pPr>
       <w:r>
-        <w:t xml:space="preserve">Сборщик статистики. Компонент AdaptiveLoadBalancer хранит статистику отдельно для каждого API: успешность запросов, время ответа, таймауты и HTTP-статусы. На основе этих данных он рассчитывает success_rate, среднее время ответа и рекомендуемый уровень </w:t>
-      </w:r>
+        <w:t xml:space="preserve">Сборщик статистики. Компонент </w:t>
+      </w:r>
+      <w:proofErr w:type="spellStart"/>
+      <w:r>
+        <w:t>AdaptiveLoadBalancer</w:t>
+      </w:r>
+      <w:proofErr w:type="spellEnd"/>
+      <w:r>
+        <w:t xml:space="preserve"> хранит статистику отдельно для каждого API: успешность запросов, время ответа, таймауты и HTTP-статусы. На основе этих данных он рассчитывает </w:t>
+      </w:r>
+      <w:proofErr w:type="spellStart"/>
+      <w:r>
+        <w:t>success_rate</w:t>
+      </w:r>
+      <w:proofErr w:type="spellEnd"/>
+      <w:r>
+        <w:t xml:space="preserve">, среднее время ответа и рекомендуемый уровень </w:t>
+      </w:r>
+      <w:proofErr w:type="spellStart"/>
       <w:r>
         <w:lastRenderedPageBreak/>
-        <w:t>concurrency для адаптивной стратегии. Если API отвечает медленно или часто возвращает ошибки, лимит параллельности уменьшается; если API работает быстро и стабильно, лимит может увеличиваться.</w:t>
+        <w:t>concurrency</w:t>
+      </w:r>
+      <w:proofErr w:type="spellEnd"/>
+      <w:r>
+        <w:t xml:space="preserve"> для адаптивной стратегии. Если API отвечает медленно или часто возвращает ошибки, лимит параллельности уменьшается; если API работает быстро и стабильно, лимит может увеличиваться.</w:t>
       </w:r>
     </w:p>
     <w:p>
@@ -2078,7 +2334,15 @@
         <w:pStyle w:val="11"/>
       </w:pPr>
       <w:r>
-        <w:t>Тестовая подсистема. Эмуляторы запускают локальные HTTP-серверы с контролируемыми задержками и вероятностями ошибок. Benchmark выполняет три сценария нагрузки: стабильный, медленный и нестабильный. Для каждого сценария проверяются все три стратегии, после чего результаты сохраняются в JSON, CSV и используются для построения графиков.</w:t>
+        <w:t xml:space="preserve">Тестовая подсистема. Эмуляторы запускают локальные HTTP-серверы с контролируемыми задержками и вероятностями ошибок. </w:t>
+      </w:r>
+      <w:proofErr w:type="spellStart"/>
+      <w:r>
+        <w:t>Benchmark</w:t>
+      </w:r>
+      <w:proofErr w:type="spellEnd"/>
+      <w:r>
+        <w:t xml:space="preserve"> выполняет три сценария нагрузки: стабильный, медленный и нестабильный. Для каждого сценария проверяются все три стратегии, после чего результаты сохраняются в JSON, CSV и используются для построения графиков.</w:t>
       </w:r>
     </w:p>
     <w:p>
@@ -2096,7 +2360,33 @@
         <w:pStyle w:val="11"/>
       </w:pPr>
       <w:r>
-        <w:t>Для каждого API вычисляется ключ вида host:port/path. По этому ключу хранится отдельное скользящее окно последних 20 запросов. В окне учитываются успешность ответа, elapsed_ms, признак таймаута и HTTP-статус. Адаптация начинается после накопления минимум 4 измерений.</w:t>
+        <w:t xml:space="preserve">Для каждого API вычисляется ключ вида </w:t>
+      </w:r>
+      <w:proofErr w:type="spellStart"/>
+      <w:proofErr w:type="gramStart"/>
+      <w:r>
+        <w:t>host:port</w:t>
+      </w:r>
+      <w:proofErr w:type="spellEnd"/>
+      <w:proofErr w:type="gramEnd"/>
+      <w:r>
+        <w:t>/</w:t>
+      </w:r>
+      <w:proofErr w:type="spellStart"/>
+      <w:r>
+        <w:t>path</w:t>
+      </w:r>
+      <w:proofErr w:type="spellEnd"/>
+      <w:r>
+        <w:t xml:space="preserve">. По этому ключу хранится отдельное скользящее окно последних 20 запросов. В окне учитываются успешность ответа, </w:t>
+      </w:r>
+      <w:proofErr w:type="spellStart"/>
+      <w:r>
+        <w:t>elapsed_ms</w:t>
+      </w:r>
+      <w:proofErr w:type="spellEnd"/>
+      <w:r>
+        <w:t>, признак таймаута и HTTP-статус. Адаптация начинается после накопления минимум 4 измерений.</w:t>
       </w:r>
     </w:p>
     <w:p>
@@ -2104,7 +2394,92 @@
         <w:pStyle w:val="11"/>
       </w:pPr>
       <w:r>
-        <w:t>Основные расчетные величины: success_rate = successful / window_size, failure_rate = 1 - success_rate, avg_ms = среднее время ответа в окне. Жесткий верхний предел равен min(12, max(initial, initial * 2)).</w:t>
+        <w:t xml:space="preserve">Основные расчетные величины: </w:t>
+      </w:r>
+      <w:proofErr w:type="spellStart"/>
+      <w:r>
+        <w:t>success_rate</w:t>
+      </w:r>
+      <w:proofErr w:type="spellEnd"/>
+      <w:r>
+        <w:t xml:space="preserve"> = </w:t>
+      </w:r>
+      <w:proofErr w:type="spellStart"/>
+      <w:r>
+        <w:t>successful</w:t>
+      </w:r>
+      <w:proofErr w:type="spellEnd"/>
+      <w:r>
+        <w:t xml:space="preserve"> / </w:t>
+      </w:r>
+      <w:proofErr w:type="spellStart"/>
+      <w:r>
+        <w:t>window_size</w:t>
+      </w:r>
+      <w:proofErr w:type="spellEnd"/>
+      <w:r>
+        <w:t xml:space="preserve">, </w:t>
+      </w:r>
+      <w:proofErr w:type="spellStart"/>
+      <w:r>
+        <w:t>failure_rate</w:t>
+      </w:r>
+      <w:proofErr w:type="spellEnd"/>
+      <w:r>
+        <w:t xml:space="preserve"> = 1 - </w:t>
+      </w:r>
+      <w:proofErr w:type="spellStart"/>
+      <w:r>
+        <w:t>success_rate</w:t>
+      </w:r>
+      <w:proofErr w:type="spellEnd"/>
+      <w:r>
+        <w:t xml:space="preserve">, </w:t>
+      </w:r>
+      <w:proofErr w:type="spellStart"/>
+      <w:r>
+        <w:t>avg_ms</w:t>
+      </w:r>
+      <w:proofErr w:type="spellEnd"/>
+      <w:r>
+        <w:t xml:space="preserve"> = среднее время ответа в окне. Жесткий верхний предел равен </w:t>
+      </w:r>
+      <w:proofErr w:type="spellStart"/>
+      <w:proofErr w:type="gramStart"/>
+      <w:r>
+        <w:t>min</w:t>
+      </w:r>
+      <w:proofErr w:type="spellEnd"/>
+      <w:r>
+        <w:t>(</w:t>
+      </w:r>
+      <w:proofErr w:type="gramEnd"/>
+      <w:r>
+        <w:t xml:space="preserve">12, </w:t>
+      </w:r>
+      <w:proofErr w:type="spellStart"/>
+      <w:r>
+        <w:t>max</w:t>
+      </w:r>
+      <w:proofErr w:type="spellEnd"/>
+      <w:r>
+        <w:t>(</w:t>
+      </w:r>
+      <w:proofErr w:type="spellStart"/>
+      <w:r>
+        <w:t>initial</w:t>
+      </w:r>
+      <w:proofErr w:type="spellEnd"/>
+      <w:r>
+        <w:t xml:space="preserve">, </w:t>
+      </w:r>
+      <w:proofErr w:type="spellStart"/>
+      <w:r>
+        <w:t>initial</w:t>
+      </w:r>
+      <w:proofErr w:type="spellEnd"/>
+      <w:r>
+        <w:t xml:space="preserve"> * 2)).</w:t>
       </w:r>
     </w:p>
     <w:p>
@@ -2112,7 +2487,47 @@
         <w:pStyle w:val="a2"/>
       </w:pPr>
       <w:r>
-        <w:t>Если failure_rate &gt; 0.30 или avg_ms &gt; 2000 мс, concurrency уменьшается на 1, но не ниже 1.</w:t>
+        <w:t xml:space="preserve">Если </w:t>
+      </w:r>
+      <w:proofErr w:type="spellStart"/>
+      <w:r>
+        <w:t>failure_</w:t>
+      </w:r>
+      <w:proofErr w:type="gramStart"/>
+      <w:r>
+        <w:t>rate</w:t>
+      </w:r>
+      <w:proofErr w:type="spellEnd"/>
+      <w:r>
+        <w:t xml:space="preserve"> &gt;</w:t>
+      </w:r>
+      <w:proofErr w:type="gramEnd"/>
+      <w:r>
+        <w:t xml:space="preserve"> 0.30 или </w:t>
+      </w:r>
+      <w:proofErr w:type="spellStart"/>
+      <w:r>
+        <w:t>avg_ms</w:t>
+      </w:r>
+      <w:proofErr w:type="spellEnd"/>
+      <w:r>
+        <w:t xml:space="preserve"> &gt; 2000 </w:t>
+      </w:r>
+      <w:proofErr w:type="spellStart"/>
+      <w:r>
+        <w:t>мс</w:t>
+      </w:r>
+      <w:proofErr w:type="spellEnd"/>
+      <w:r>
+        <w:t xml:space="preserve">, </w:t>
+      </w:r>
+      <w:proofErr w:type="spellStart"/>
+      <w:r>
+        <w:t>concurrency</w:t>
+      </w:r>
+      <w:proofErr w:type="spellEnd"/>
+      <w:r>
+        <w:t xml:space="preserve"> уменьшается на 1, но не ниже 1.</w:t>
       </w:r>
     </w:p>
     <w:p>
@@ -2120,7 +2535,55 @@
         <w:pStyle w:val="a2"/>
       </w:pPr>
       <w:r>
-        <w:t>Если success_rate &gt;= 0.90 и avg_ms &lt; 500 мс, concurrency увеличивается на 1, но не выше hard_limit.</w:t>
+        <w:t xml:space="preserve">Если </w:t>
+      </w:r>
+      <w:proofErr w:type="spellStart"/>
+      <w:r>
+        <w:t>success_</w:t>
+      </w:r>
+      <w:proofErr w:type="gramStart"/>
+      <w:r>
+        <w:t>rate</w:t>
+      </w:r>
+      <w:proofErr w:type="spellEnd"/>
+      <w:r>
+        <w:t xml:space="preserve"> &gt;</w:t>
+      </w:r>
+      <w:proofErr w:type="gramEnd"/>
+      <w:r>
+        <w:t xml:space="preserve">= 0.90 и </w:t>
+      </w:r>
+      <w:proofErr w:type="spellStart"/>
+      <w:r>
+        <w:t>avg_ms</w:t>
+      </w:r>
+      <w:proofErr w:type="spellEnd"/>
+      <w:r>
+        <w:t xml:space="preserve"> &lt; 500 </w:t>
+      </w:r>
+      <w:proofErr w:type="spellStart"/>
+      <w:r>
+        <w:t>мс</w:t>
+      </w:r>
+      <w:proofErr w:type="spellEnd"/>
+      <w:r>
+        <w:t xml:space="preserve">, </w:t>
+      </w:r>
+      <w:proofErr w:type="spellStart"/>
+      <w:r>
+        <w:t>concurrency</w:t>
+      </w:r>
+      <w:proofErr w:type="spellEnd"/>
+      <w:r>
+        <w:t xml:space="preserve"> увеличивается на 1, но не выше </w:t>
+      </w:r>
+      <w:proofErr w:type="spellStart"/>
+      <w:r>
+        <w:t>hard_limit</w:t>
+      </w:r>
+      <w:proofErr w:type="spellEnd"/>
+      <w:r>
+        <w:t>.</w:t>
       </w:r>
     </w:p>
     <w:p>
@@ -2128,7 +2591,23 @@
         <w:pStyle w:val="a2"/>
       </w:pPr>
       <w:r>
-        <w:t xml:space="preserve">Для adaptive одновременно работают два ограничения: общий semaphore и отдельный </w:t>
+        <w:t xml:space="preserve">Для </w:t>
+      </w:r>
+      <w:proofErr w:type="spellStart"/>
+      <w:r>
+        <w:t>adaptive</w:t>
+      </w:r>
+      <w:proofErr w:type="spellEnd"/>
+      <w:r>
+        <w:t xml:space="preserve"> одновременно работают два ограничения: общий </w:t>
+      </w:r>
+      <w:proofErr w:type="spellStart"/>
+      <w:r>
+        <w:t>semaphore</w:t>
+      </w:r>
+      <w:proofErr w:type="spellEnd"/>
+      <w:r>
+        <w:t xml:space="preserve"> и отдельный </w:t>
       </w:r>
       <w:r>
         <w:rPr>
@@ -2204,6 +2683,7 @@
         </w:rPr>
         <w:t xml:space="preserve"> </w:t>
       </w:r>
+      <w:proofErr w:type="spellStart"/>
       <w:r>
         <w:rPr>
           <w:rFonts w:ascii="Consolas" w:hAnsi="Consolas"/>
@@ -2214,6 +2694,7 @@
         </w:rPr>
         <w:t>success_rate</w:t>
       </w:r>
+      <w:proofErr w:type="spellEnd"/>
       <w:r>
         <w:rPr>
           <w:rFonts w:ascii="Consolas" w:hAnsi="Consolas"/>
@@ -2328,6 +2809,8 @@
         </w:rPr>
         <w:t xml:space="preserve"> </w:t>
       </w:r>
+      <w:proofErr w:type="spellStart"/>
+      <w:proofErr w:type="gramStart"/>
       <w:r>
         <w:rPr>
           <w:rFonts w:ascii="Consolas" w:hAnsi="Consolas"/>
@@ -2358,6 +2841,8 @@
         </w:rPr>
         <w:t>samples</w:t>
       </w:r>
+      <w:proofErr w:type="spellEnd"/>
+      <w:proofErr w:type="gramEnd"/>
       <w:r>
         <w:rPr>
           <w:rFonts w:ascii="Consolas" w:hAnsi="Consolas"/>
@@ -2486,6 +2971,7 @@
         </w:rPr>
         <w:t xml:space="preserve"> </w:t>
       </w:r>
+      <w:proofErr w:type="gramStart"/>
       <w:r>
         <w:rPr>
           <w:rFonts w:ascii="Consolas" w:hAnsi="Consolas"/>
@@ -2506,6 +2992,7 @@
         </w:rPr>
         <w:t>(</w:t>
       </w:r>
+      <w:proofErr w:type="gramEnd"/>
       <w:r>
         <w:rPr>
           <w:rFonts w:ascii="Consolas" w:hAnsi="Consolas"/>
@@ -2586,6 +3073,7 @@
         </w:rPr>
         <w:t xml:space="preserve"> </w:t>
       </w:r>
+      <w:proofErr w:type="spellStart"/>
       <w:r>
         <w:rPr>
           <w:rFonts w:ascii="Consolas" w:hAnsi="Consolas"/>
@@ -2616,6 +3104,7 @@
         </w:rPr>
         <w:t>samples</w:t>
       </w:r>
+      <w:proofErr w:type="spellEnd"/>
       <w:r>
         <w:rPr>
           <w:rFonts w:ascii="Consolas" w:hAnsi="Consolas"/>
@@ -2646,6 +3135,7 @@
         </w:rPr>
         <w:t xml:space="preserve"> </w:t>
       </w:r>
+      <w:proofErr w:type="spellStart"/>
       <w:r>
         <w:rPr>
           <w:rFonts w:ascii="Consolas" w:hAnsi="Consolas"/>
@@ -2676,6 +3166,7 @@
         </w:rPr>
         <w:t>success</w:t>
       </w:r>
+      <w:proofErr w:type="spellEnd"/>
       <w:r>
         <w:rPr>
           <w:rFonts w:ascii="Consolas" w:hAnsi="Consolas"/>
@@ -2770,6 +3261,7 @@
         </w:rPr>
         <w:t xml:space="preserve"> </w:t>
       </w:r>
+      <w:proofErr w:type="spellStart"/>
       <w:r>
         <w:rPr>
           <w:rFonts w:ascii="Consolas" w:hAnsi="Consolas"/>
@@ -2780,6 +3272,7 @@
         </w:rPr>
         <w:t>len</w:t>
       </w:r>
+      <w:proofErr w:type="spellEnd"/>
       <w:r>
         <w:rPr>
           <w:rFonts w:ascii="Consolas" w:hAnsi="Consolas"/>
@@ -2790,6 +3283,8 @@
         </w:rPr>
         <w:t>(</w:t>
       </w:r>
+      <w:proofErr w:type="spellStart"/>
+      <w:proofErr w:type="gramStart"/>
       <w:r>
         <w:rPr>
           <w:rFonts w:ascii="Consolas" w:hAnsi="Consolas"/>
@@ -2820,6 +3315,8 @@
         </w:rPr>
         <w:t>samples</w:t>
       </w:r>
+      <w:proofErr w:type="spellEnd"/>
+      <w:proofErr w:type="gramEnd"/>
       <w:r>
         <w:rPr>
           <w:rFonts w:ascii="Consolas" w:hAnsi="Consolas"/>
@@ -2878,6 +3375,7 @@
         </w:rPr>
         <w:t>@</w:t>
       </w:r>
+      <w:proofErr w:type="gramStart"/>
       <w:r>
         <w:rPr>
           <w:rFonts w:ascii="Consolas" w:hAnsi="Consolas"/>
@@ -2888,6 +3386,7 @@
         </w:rPr>
         <w:t>property</w:t>
       </w:r>
+      <w:proofErr w:type="gramEnd"/>
     </w:p>
     <w:p>
       <w:pPr>
@@ -2932,6 +3431,7 @@
         </w:rPr>
         <w:t xml:space="preserve"> </w:t>
       </w:r>
+      <w:proofErr w:type="spellStart"/>
       <w:r>
         <w:rPr>
           <w:rFonts w:ascii="Consolas" w:hAnsi="Consolas"/>
@@ -2942,6 +3442,7 @@
         </w:rPr>
         <w:t>avg_ms</w:t>
       </w:r>
+      <w:proofErr w:type="spellEnd"/>
       <w:r>
         <w:rPr>
           <w:rFonts w:ascii="Consolas" w:hAnsi="Consolas"/>
@@ -3056,6 +3557,8 @@
         </w:rPr>
         <w:t xml:space="preserve"> </w:t>
       </w:r>
+      <w:proofErr w:type="spellStart"/>
+      <w:proofErr w:type="gramStart"/>
       <w:r>
         <w:rPr>
           <w:rFonts w:ascii="Consolas" w:hAnsi="Consolas"/>
@@ -3086,6 +3589,8 @@
         </w:rPr>
         <w:t>samples</w:t>
       </w:r>
+      <w:proofErr w:type="spellEnd"/>
+      <w:proofErr w:type="gramEnd"/>
       <w:r>
         <w:rPr>
           <w:rFonts w:ascii="Consolas" w:hAnsi="Consolas"/>
@@ -3195,6 +3700,7 @@
         </w:rPr>
         <w:t xml:space="preserve"> </w:t>
       </w:r>
+      <w:proofErr w:type="gramStart"/>
       <w:r>
         <w:rPr>
           <w:rFonts w:ascii="Consolas" w:hAnsi="Consolas"/>
@@ -3215,6 +3721,8 @@
         </w:rPr>
         <w:t>(</w:t>
       </w:r>
+      <w:proofErr w:type="spellStart"/>
+      <w:proofErr w:type="gramEnd"/>
       <w:r>
         <w:rPr>
           <w:rFonts w:ascii="Consolas" w:hAnsi="Consolas"/>
@@ -3245,6 +3753,7 @@
         </w:rPr>
         <w:t>elapsed_ms</w:t>
       </w:r>
+      <w:proofErr w:type="spellEnd"/>
       <w:r>
         <w:rPr>
           <w:rFonts w:ascii="Consolas" w:hAnsi="Consolas"/>
@@ -3315,6 +3824,7 @@
         </w:rPr>
         <w:t xml:space="preserve"> </w:t>
       </w:r>
+      <w:proofErr w:type="spellStart"/>
       <w:r>
         <w:rPr>
           <w:rFonts w:ascii="Consolas" w:hAnsi="Consolas"/>
@@ -3345,6 +3855,7 @@
         </w:rPr>
         <w:t>samples</w:t>
       </w:r>
+      <w:proofErr w:type="spellEnd"/>
       <w:r>
         <w:rPr>
           <w:rFonts w:ascii="Consolas" w:hAnsi="Consolas"/>
@@ -3375,6 +3886,7 @@
         </w:rPr>
         <w:t xml:space="preserve"> </w:t>
       </w:r>
+      <w:proofErr w:type="spellStart"/>
       <w:r>
         <w:rPr>
           <w:rFonts w:ascii="Consolas" w:hAnsi="Consolas"/>
@@ -3385,6 +3897,7 @@
         </w:rPr>
         <w:t>len</w:t>
       </w:r>
+      <w:proofErr w:type="spellEnd"/>
       <w:r>
         <w:rPr>
           <w:rFonts w:ascii="Consolas" w:hAnsi="Consolas"/>
@@ -3395,6 +3908,7 @@
         </w:rPr>
         <w:t>(</w:t>
       </w:r>
+      <w:proofErr w:type="spellStart"/>
       <w:r>
         <w:rPr>
           <w:rFonts w:ascii="Consolas" w:hAnsi="Consolas"/>
@@ -3425,6 +3939,7 @@
         </w:rPr>
         <w:t>samples</w:t>
       </w:r>
+      <w:proofErr w:type="spellEnd"/>
       <w:r>
         <w:rPr>
           <w:rFonts w:ascii="Consolas" w:hAnsi="Consolas"/>
@@ -3493,6 +4008,7 @@
         </w:rPr>
         <w:t xml:space="preserve"> </w:t>
       </w:r>
+      <w:proofErr w:type="spellStart"/>
       <w:r>
         <w:rPr>
           <w:rFonts w:ascii="Consolas" w:hAnsi="Consolas"/>
@@ -3501,8 +4017,20 @@
           <w:szCs w:val="21"/>
           <w:lang w:val="en-US" w:eastAsia="ru-RU"/>
         </w:rPr>
-        <w:t>hard_limit_for</w:t>
-      </w:r>
+        <w:t>hard_limit_</w:t>
+      </w:r>
+      <w:proofErr w:type="gramStart"/>
+      <w:r>
+        <w:rPr>
+          <w:rFonts w:ascii="Consolas" w:hAnsi="Consolas"/>
+          <w:color w:val="D2A8FF"/>
+          <w:sz w:val="21"/>
+          <w:szCs w:val="21"/>
+          <w:lang w:val="en-US" w:eastAsia="ru-RU"/>
+        </w:rPr>
+        <w:t>for</w:t>
+      </w:r>
+      <w:proofErr w:type="spellEnd"/>
       <w:r>
         <w:rPr>
           <w:rFonts w:ascii="Consolas" w:hAnsi="Consolas"/>
@@ -3513,6 +4041,7 @@
         </w:rPr>
         <w:t>(</w:t>
       </w:r>
+      <w:proofErr w:type="gramEnd"/>
       <w:r>
         <w:rPr>
           <w:rFonts w:ascii="Consolas" w:hAnsi="Consolas"/>
@@ -3533,6 +4062,7 @@
         </w:rPr>
         <w:t xml:space="preserve">, </w:t>
       </w:r>
+      <w:proofErr w:type="spellStart"/>
       <w:r>
         <w:rPr>
           <w:rFonts w:ascii="Consolas" w:hAnsi="Consolas"/>
@@ -3543,6 +4073,7 @@
         </w:rPr>
         <w:t>initial_concurrency</w:t>
       </w:r>
+      <w:proofErr w:type="spellEnd"/>
       <w:r>
         <w:rPr>
           <w:rFonts w:ascii="Consolas" w:hAnsi="Consolas"/>
@@ -3657,6 +4188,7 @@
         </w:rPr>
         <w:t xml:space="preserve"> </w:t>
       </w:r>
+      <w:proofErr w:type="gramStart"/>
       <w:r>
         <w:rPr>
           <w:rFonts w:ascii="Consolas" w:hAnsi="Consolas"/>
@@ -3677,6 +4209,7 @@
         </w:rPr>
         <w:t>(</w:t>
       </w:r>
+      <w:proofErr w:type="gramEnd"/>
       <w:r>
         <w:rPr>
           <w:rFonts w:ascii="Consolas" w:hAnsi="Consolas"/>
@@ -3697,6 +4230,7 @@
         </w:rPr>
         <w:t xml:space="preserve">, </w:t>
       </w:r>
+      <w:proofErr w:type="spellStart"/>
       <w:r>
         <w:rPr>
           <w:rFonts w:ascii="Consolas" w:hAnsi="Consolas"/>
@@ -3707,6 +4241,7 @@
         </w:rPr>
         <w:t>initial_concurrency</w:t>
       </w:r>
+      <w:proofErr w:type="spellEnd"/>
       <w:r>
         <w:rPr>
           <w:rFonts w:ascii="Consolas" w:hAnsi="Consolas"/>
@@ -3761,6 +4296,7 @@
         </w:rPr>
         <w:t xml:space="preserve"> </w:t>
       </w:r>
+      <w:proofErr w:type="gramStart"/>
       <w:r>
         <w:rPr>
           <w:rFonts w:ascii="Consolas" w:hAnsi="Consolas"/>
@@ -3781,6 +4317,8 @@
         </w:rPr>
         <w:t>(</w:t>
       </w:r>
+      <w:proofErr w:type="spellStart"/>
+      <w:proofErr w:type="gramEnd"/>
       <w:r>
         <w:rPr>
           <w:rFonts w:ascii="Consolas" w:hAnsi="Consolas"/>
@@ -3811,6 +4349,7 @@
         </w:rPr>
         <w:t>absolute_limit</w:t>
       </w:r>
+      <w:proofErr w:type="spellEnd"/>
       <w:r>
         <w:rPr>
           <w:rFonts w:ascii="Consolas" w:hAnsi="Consolas"/>
@@ -3901,6 +4440,7 @@
         </w:rPr>
         <w:t xml:space="preserve"> </w:t>
       </w:r>
+      <w:proofErr w:type="spellStart"/>
       <w:r>
         <w:rPr>
           <w:rFonts w:ascii="Consolas" w:hAnsi="Consolas"/>
@@ -3931,6 +4471,7 @@
         </w:rPr>
         <w:t>adaptive_multiplier</w:t>
       </w:r>
+      <w:proofErr w:type="spellEnd"/>
       <w:r>
         <w:rPr>
           <w:rFonts w:ascii="Consolas" w:hAnsi="Consolas"/>
@@ -4016,7 +4557,18 @@
           <w:szCs w:val="21"/>
           <w:lang w:val="en-US" w:eastAsia="ru-RU"/>
         </w:rPr>
-        <w:t>_adjust</w:t>
+        <w:t>_</w:t>
+      </w:r>
+      <w:proofErr w:type="gramStart"/>
+      <w:r>
+        <w:rPr>
+          <w:rFonts w:ascii="Consolas" w:hAnsi="Consolas"/>
+          <w:color w:val="D2A8FF"/>
+          <w:sz w:val="21"/>
+          <w:szCs w:val="21"/>
+          <w:lang w:val="en-US" w:eastAsia="ru-RU"/>
+        </w:rPr>
+        <w:t>adjust</w:t>
       </w:r>
       <w:r>
         <w:rPr>
@@ -4028,6 +4580,7 @@
         </w:rPr>
         <w:t>(</w:t>
       </w:r>
+      <w:proofErr w:type="gramEnd"/>
       <w:r>
         <w:rPr>
           <w:rFonts w:ascii="Consolas" w:hAnsi="Consolas"/>
@@ -4068,6 +4621,7 @@
         </w:rPr>
         <w:t xml:space="preserve">: </w:t>
       </w:r>
+      <w:proofErr w:type="spellStart"/>
       <w:r>
         <w:rPr>
           <w:rFonts w:ascii="Consolas" w:hAnsi="Consolas"/>
@@ -4078,6 +4632,7 @@
         </w:rPr>
         <w:t>EndpointStats</w:t>
       </w:r>
+      <w:proofErr w:type="spellEnd"/>
       <w:r>
         <w:rPr>
           <w:rFonts w:ascii="Consolas" w:hAnsi="Consolas"/>
@@ -4152,6 +4707,7 @@
         </w:rPr>
         <w:t xml:space="preserve"> </w:t>
       </w:r>
+      <w:proofErr w:type="spellStart"/>
       <w:r>
         <w:rPr>
           <w:rFonts w:ascii="Consolas" w:hAnsi="Consolas"/>
@@ -4162,6 +4718,7 @@
         </w:rPr>
         <w:t>len</w:t>
       </w:r>
+      <w:proofErr w:type="spellEnd"/>
       <w:r>
         <w:rPr>
           <w:rFonts w:ascii="Consolas" w:hAnsi="Consolas"/>
@@ -4172,6 +4729,8 @@
         </w:rPr>
         <w:t>(</w:t>
       </w:r>
+      <w:proofErr w:type="spellStart"/>
+      <w:proofErr w:type="gramStart"/>
       <w:r>
         <w:rPr>
           <w:rFonts w:ascii="Consolas" w:hAnsi="Consolas"/>
@@ -4202,6 +4761,8 @@
         </w:rPr>
         <w:t>samples</w:t>
       </w:r>
+      <w:proofErr w:type="spellEnd"/>
+      <w:proofErr w:type="gramEnd"/>
       <w:r>
         <w:rPr>
           <w:rFonts w:ascii="Consolas" w:hAnsi="Consolas"/>
@@ -4232,6 +4793,7 @@
         </w:rPr>
         <w:t xml:space="preserve"> </w:t>
       </w:r>
+      <w:proofErr w:type="spellStart"/>
       <w:r>
         <w:rPr>
           <w:rFonts w:ascii="Consolas" w:hAnsi="Consolas"/>
@@ -4262,6 +4824,7 @@
         </w:rPr>
         <w:t>min_samples</w:t>
       </w:r>
+      <w:proofErr w:type="spellEnd"/>
       <w:r>
         <w:rPr>
           <w:rFonts w:ascii="Consolas" w:hAnsi="Consolas"/>
@@ -4344,6 +4907,7 @@
         </w:rPr>
         <w:t xml:space="preserve">        </w:t>
       </w:r>
+      <w:proofErr w:type="spellStart"/>
       <w:r>
         <w:rPr>
           <w:rFonts w:ascii="Consolas" w:hAnsi="Consolas"/>
@@ -4354,6 +4918,7 @@
         </w:rPr>
         <w:t>failure_rate</w:t>
       </w:r>
+      <w:proofErr w:type="spellEnd"/>
       <w:r>
         <w:rPr>
           <w:rFonts w:ascii="Consolas" w:hAnsi="Consolas"/>
@@ -4424,6 +4989,8 @@
         </w:rPr>
         <w:t xml:space="preserve"> </w:t>
       </w:r>
+      <w:proofErr w:type="spellStart"/>
+      <w:proofErr w:type="gramStart"/>
       <w:r>
         <w:rPr>
           <w:rFonts w:ascii="Consolas" w:hAnsi="Consolas"/>
@@ -4452,8 +5019,20 @@
           <w:szCs w:val="21"/>
           <w:lang w:val="en-US" w:eastAsia="ru-RU"/>
         </w:rPr>
-        <w:t>success_rate</w:t>
-      </w:r>
+        <w:t>success</w:t>
+      </w:r>
+      <w:proofErr w:type="gramEnd"/>
+      <w:r>
+        <w:rPr>
+          <w:rFonts w:ascii="Consolas" w:hAnsi="Consolas"/>
+          <w:color w:val="C9D1D9"/>
+          <w:sz w:val="21"/>
+          <w:szCs w:val="21"/>
+          <w:lang w:val="en-US" w:eastAsia="ru-RU"/>
+        </w:rPr>
+        <w:t>_rate</w:t>
+      </w:r>
+      <w:proofErr w:type="spellEnd"/>
     </w:p>
     <w:p>
       <w:pPr>
@@ -4498,6 +5077,7 @@
         </w:rPr>
         <w:t xml:space="preserve"> </w:t>
       </w:r>
+      <w:proofErr w:type="spellStart"/>
       <w:r>
         <w:rPr>
           <w:rFonts w:ascii="Consolas" w:hAnsi="Consolas"/>
@@ -4508,6 +5088,7 @@
         </w:rPr>
         <w:t>failure_rate</w:t>
       </w:r>
+      <w:proofErr w:type="spellEnd"/>
       <w:r>
         <w:rPr>
           <w:rFonts w:ascii="Consolas" w:hAnsi="Consolas"/>
@@ -4538,6 +5119,8 @@
         </w:rPr>
         <w:t xml:space="preserve"> </w:t>
       </w:r>
+      <w:proofErr w:type="spellStart"/>
+      <w:proofErr w:type="gramStart"/>
       <w:r>
         <w:rPr>
           <w:rFonts w:ascii="Consolas" w:hAnsi="Consolas"/>
@@ -4566,8 +5149,20 @@
           <w:szCs w:val="21"/>
           <w:lang w:val="en-US" w:eastAsia="ru-RU"/>
         </w:rPr>
-        <w:t>error_threshold</w:t>
-      </w:r>
+        <w:t>error</w:t>
+      </w:r>
+      <w:proofErr w:type="gramEnd"/>
+      <w:r>
+        <w:rPr>
+          <w:rFonts w:ascii="Consolas" w:hAnsi="Consolas"/>
+          <w:color w:val="C9D1D9"/>
+          <w:sz w:val="21"/>
+          <w:szCs w:val="21"/>
+          <w:lang w:val="en-US" w:eastAsia="ru-RU"/>
+        </w:rPr>
+        <w:t>_threshold</w:t>
+      </w:r>
+      <w:proofErr w:type="spellEnd"/>
       <w:r>
         <w:rPr>
           <w:rFonts w:ascii="Consolas" w:hAnsi="Consolas"/>
@@ -4598,6 +5193,7 @@
         </w:rPr>
         <w:t xml:space="preserve"> </w:t>
       </w:r>
+      <w:proofErr w:type="spellStart"/>
       <w:r>
         <w:rPr>
           <w:rFonts w:ascii="Consolas" w:hAnsi="Consolas"/>
@@ -4628,6 +5224,7 @@
         </w:rPr>
         <w:t>avg_ms</w:t>
       </w:r>
+      <w:proofErr w:type="spellEnd"/>
       <w:r>
         <w:rPr>
           <w:rFonts w:ascii="Consolas" w:hAnsi="Consolas"/>
@@ -4658,6 +5255,7 @@
         </w:rPr>
         <w:t xml:space="preserve"> </w:t>
       </w:r>
+      <w:proofErr w:type="spellStart"/>
       <w:r>
         <w:rPr>
           <w:rFonts w:ascii="Consolas" w:hAnsi="Consolas"/>
@@ -4688,6 +5286,7 @@
         </w:rPr>
         <w:t>slow_threshold_ms</w:t>
       </w:r>
+      <w:proofErr w:type="spellEnd"/>
       <w:r>
         <w:rPr>
           <w:rFonts w:ascii="Consolas" w:hAnsi="Consolas"/>
@@ -4722,6 +5321,8 @@
         </w:rPr>
         <w:t xml:space="preserve">            </w:t>
       </w:r>
+      <w:proofErr w:type="spellStart"/>
+      <w:proofErr w:type="gramStart"/>
       <w:r>
         <w:rPr>
           <w:rFonts w:ascii="Consolas" w:hAnsi="Consolas"/>
@@ -4750,108 +5351,122 @@
           <w:szCs w:val="21"/>
           <w:lang w:val="en-US" w:eastAsia="ru-RU"/>
         </w:rPr>
+        <w:t>current</w:t>
+      </w:r>
+      <w:proofErr w:type="gramEnd"/>
+      <w:r>
+        <w:rPr>
+          <w:rFonts w:ascii="Consolas" w:hAnsi="Consolas"/>
+          <w:color w:val="C9D1D9"/>
+          <w:sz w:val="21"/>
+          <w:szCs w:val="21"/>
+          <w:lang w:val="en-US" w:eastAsia="ru-RU"/>
+        </w:rPr>
+        <w:t>_concurrency</w:t>
+      </w:r>
+      <w:proofErr w:type="spellEnd"/>
+      <w:r>
+        <w:rPr>
+          <w:rFonts w:ascii="Consolas" w:hAnsi="Consolas"/>
+          <w:color w:val="BBBEBF"/>
+          <w:sz w:val="21"/>
+          <w:szCs w:val="21"/>
+          <w:lang w:val="en-US" w:eastAsia="ru-RU"/>
+        </w:rPr>
+        <w:t xml:space="preserve"> </w:t>
+      </w:r>
+      <w:r>
+        <w:rPr>
+          <w:rFonts w:ascii="Consolas" w:hAnsi="Consolas"/>
+          <w:color w:val="D4D4D4"/>
+          <w:sz w:val="21"/>
+          <w:szCs w:val="21"/>
+          <w:lang w:val="en-US" w:eastAsia="ru-RU"/>
+        </w:rPr>
+        <w:t>=</w:t>
+      </w:r>
+      <w:r>
+        <w:rPr>
+          <w:rFonts w:ascii="Consolas" w:hAnsi="Consolas"/>
+          <w:color w:val="BBBEBF"/>
+          <w:sz w:val="21"/>
+          <w:szCs w:val="21"/>
+          <w:lang w:val="en-US" w:eastAsia="ru-RU"/>
+        </w:rPr>
+        <w:t xml:space="preserve"> </w:t>
+      </w:r>
+      <w:r>
+        <w:rPr>
+          <w:rFonts w:ascii="Consolas" w:hAnsi="Consolas"/>
+          <w:color w:val="D2A8FF"/>
+          <w:sz w:val="21"/>
+          <w:szCs w:val="21"/>
+          <w:lang w:val="en-US" w:eastAsia="ru-RU"/>
+        </w:rPr>
+        <w:t>max</w:t>
+      </w:r>
+      <w:r>
+        <w:rPr>
+          <w:rFonts w:ascii="Consolas" w:hAnsi="Consolas"/>
+          <w:color w:val="BBBEBF"/>
+          <w:sz w:val="21"/>
+          <w:szCs w:val="21"/>
+          <w:lang w:val="en-US" w:eastAsia="ru-RU"/>
+        </w:rPr>
+        <w:t>(</w:t>
+      </w:r>
+      <w:r>
+        <w:rPr>
+          <w:rFonts w:ascii="Consolas" w:hAnsi="Consolas"/>
+          <w:color w:val="B5CEA8"/>
+          <w:sz w:val="21"/>
+          <w:szCs w:val="21"/>
+          <w:lang w:val="en-US" w:eastAsia="ru-RU"/>
+        </w:rPr>
+        <w:t>1</w:t>
+      </w:r>
+      <w:r>
+        <w:rPr>
+          <w:rFonts w:ascii="Consolas" w:hAnsi="Consolas"/>
+          <w:color w:val="BBBEBF"/>
+          <w:sz w:val="21"/>
+          <w:szCs w:val="21"/>
+          <w:lang w:val="en-US" w:eastAsia="ru-RU"/>
+        </w:rPr>
+        <w:t xml:space="preserve">, </w:t>
+      </w:r>
+      <w:proofErr w:type="spellStart"/>
+      <w:r>
+        <w:rPr>
+          <w:rFonts w:ascii="Consolas" w:hAnsi="Consolas"/>
+          <w:color w:val="FFA657"/>
+          <w:sz w:val="21"/>
+          <w:szCs w:val="21"/>
+          <w:lang w:val="en-US" w:eastAsia="ru-RU"/>
+        </w:rPr>
+        <w:t>stats</w:t>
+      </w:r>
+      <w:r>
+        <w:rPr>
+          <w:rFonts w:ascii="Consolas" w:hAnsi="Consolas"/>
+          <w:color w:val="BBBEBF"/>
+          <w:sz w:val="21"/>
+          <w:szCs w:val="21"/>
+          <w:lang w:val="en-US" w:eastAsia="ru-RU"/>
+        </w:rPr>
+        <w:t>.</w:t>
+      </w:r>
+      <w:r>
+        <w:rPr>
+          <w:rFonts w:ascii="Consolas" w:hAnsi="Consolas"/>
+          <w:color w:val="C9D1D9"/>
+          <w:sz w:val="21"/>
+          <w:szCs w:val="21"/>
+          <w:lang w:val="en-US" w:eastAsia="ru-RU"/>
+        </w:rPr>
         <w:t>current_concurrency</w:t>
       </w:r>
-      <w:r>
-        <w:rPr>
-          <w:rFonts w:ascii="Consolas" w:hAnsi="Consolas"/>
-          <w:color w:val="BBBEBF"/>
-          <w:sz w:val="21"/>
-          <w:szCs w:val="21"/>
-          <w:lang w:val="en-US" w:eastAsia="ru-RU"/>
-        </w:rPr>
-        <w:t xml:space="preserve"> </w:t>
-      </w:r>
-      <w:r>
-        <w:rPr>
-          <w:rFonts w:ascii="Consolas" w:hAnsi="Consolas"/>
-          <w:color w:val="D4D4D4"/>
-          <w:sz w:val="21"/>
-          <w:szCs w:val="21"/>
-          <w:lang w:val="en-US" w:eastAsia="ru-RU"/>
-        </w:rPr>
-        <w:t>=</w:t>
-      </w:r>
-      <w:r>
-        <w:rPr>
-          <w:rFonts w:ascii="Consolas" w:hAnsi="Consolas"/>
-          <w:color w:val="BBBEBF"/>
-          <w:sz w:val="21"/>
-          <w:szCs w:val="21"/>
-          <w:lang w:val="en-US" w:eastAsia="ru-RU"/>
-        </w:rPr>
-        <w:t xml:space="preserve"> </w:t>
-      </w:r>
-      <w:r>
-        <w:rPr>
-          <w:rFonts w:ascii="Consolas" w:hAnsi="Consolas"/>
-          <w:color w:val="D2A8FF"/>
-          <w:sz w:val="21"/>
-          <w:szCs w:val="21"/>
-          <w:lang w:val="en-US" w:eastAsia="ru-RU"/>
-        </w:rPr>
-        <w:t>max</w:t>
-      </w:r>
-      <w:r>
-        <w:rPr>
-          <w:rFonts w:ascii="Consolas" w:hAnsi="Consolas"/>
-          <w:color w:val="BBBEBF"/>
-          <w:sz w:val="21"/>
-          <w:szCs w:val="21"/>
-          <w:lang w:val="en-US" w:eastAsia="ru-RU"/>
-        </w:rPr>
-        <w:t>(</w:t>
-      </w:r>
-      <w:r>
-        <w:rPr>
-          <w:rFonts w:ascii="Consolas" w:hAnsi="Consolas"/>
-          <w:color w:val="B5CEA8"/>
-          <w:sz w:val="21"/>
-          <w:szCs w:val="21"/>
-          <w:lang w:val="en-US" w:eastAsia="ru-RU"/>
-        </w:rPr>
-        <w:t>1</w:t>
-      </w:r>
-      <w:r>
-        <w:rPr>
-          <w:rFonts w:ascii="Consolas" w:hAnsi="Consolas"/>
-          <w:color w:val="BBBEBF"/>
-          <w:sz w:val="21"/>
-          <w:szCs w:val="21"/>
-          <w:lang w:val="en-US" w:eastAsia="ru-RU"/>
-        </w:rPr>
-        <w:t xml:space="preserve">, </w:t>
-      </w:r>
-      <w:r>
-        <w:rPr>
-          <w:rFonts w:ascii="Consolas" w:hAnsi="Consolas"/>
-          <w:color w:val="FFA657"/>
-          <w:sz w:val="21"/>
-          <w:szCs w:val="21"/>
-          <w:lang w:val="en-US" w:eastAsia="ru-RU"/>
-        </w:rPr>
-        <w:t>stats</w:t>
-      </w:r>
-      <w:r>
-        <w:rPr>
-          <w:rFonts w:ascii="Consolas" w:hAnsi="Consolas"/>
-          <w:color w:val="BBBEBF"/>
-          <w:sz w:val="21"/>
-          <w:szCs w:val="21"/>
-          <w:lang w:val="en-US" w:eastAsia="ru-RU"/>
-        </w:rPr>
-        <w:t>.</w:t>
-      </w:r>
-      <w:r>
-        <w:rPr>
-          <w:rFonts w:ascii="Consolas" w:hAnsi="Consolas"/>
-          <w:color w:val="C9D1D9"/>
-          <w:sz w:val="21"/>
-          <w:szCs w:val="21"/>
-          <w:lang w:val="en-US" w:eastAsia="ru-RU"/>
-        </w:rPr>
-        <w:t>current_concurrency</w:t>
-      </w:r>
+      <w:proofErr w:type="spellEnd"/>
       <w:r>
         <w:rPr>
           <w:rFonts w:ascii="Consolas" w:hAnsi="Consolas"/>
@@ -4994,6 +5609,8 @@
         </w:rPr>
         <w:t xml:space="preserve"> </w:t>
       </w:r>
+      <w:proofErr w:type="spellStart"/>
+      <w:proofErr w:type="gramStart"/>
       <w:r>
         <w:rPr>
           <w:rFonts w:ascii="Consolas" w:hAnsi="Consolas"/>
@@ -5022,8 +5639,20 @@
           <w:szCs w:val="21"/>
           <w:lang w:val="en-US" w:eastAsia="ru-RU"/>
         </w:rPr>
-        <w:t>success_rate</w:t>
-      </w:r>
+        <w:t>success</w:t>
+      </w:r>
+      <w:proofErr w:type="gramEnd"/>
+      <w:r>
+        <w:rPr>
+          <w:rFonts w:ascii="Consolas" w:hAnsi="Consolas"/>
+          <w:color w:val="C9D1D9"/>
+          <w:sz w:val="21"/>
+          <w:szCs w:val="21"/>
+          <w:lang w:val="en-US" w:eastAsia="ru-RU"/>
+        </w:rPr>
+        <w:t>_rate</w:t>
+      </w:r>
+      <w:proofErr w:type="spellEnd"/>
       <w:r>
         <w:rPr>
           <w:rFonts w:ascii="Consolas" w:hAnsi="Consolas"/>
@@ -5094,6 +5723,7 @@
         </w:rPr>
         <w:t xml:space="preserve"> </w:t>
       </w:r>
+      <w:proofErr w:type="spellStart"/>
       <w:r>
         <w:rPr>
           <w:rFonts w:ascii="Consolas" w:hAnsi="Consolas"/>
@@ -5124,6 +5754,7 @@
         </w:rPr>
         <w:t>avg_ms</w:t>
       </w:r>
+      <w:proofErr w:type="spellEnd"/>
       <w:r>
         <w:rPr>
           <w:rFonts w:ascii="Consolas" w:hAnsi="Consolas"/>
@@ -5154,6 +5785,7 @@
         </w:rPr>
         <w:t xml:space="preserve"> </w:t>
       </w:r>
+      <w:proofErr w:type="spellStart"/>
       <w:r>
         <w:rPr>
           <w:rFonts w:ascii="Consolas" w:hAnsi="Consolas"/>
@@ -5184,6 +5816,7 @@
         </w:rPr>
         <w:t>fast_threshold_ms</w:t>
       </w:r>
+      <w:proofErr w:type="spellEnd"/>
       <w:r>
         <w:rPr>
           <w:rFonts w:ascii="Consolas" w:hAnsi="Consolas"/>
@@ -5218,6 +5851,8 @@
         </w:rPr>
         <w:t xml:space="preserve">            </w:t>
       </w:r>
+      <w:proofErr w:type="spellStart"/>
+      <w:proofErr w:type="gramStart"/>
       <w:r>
         <w:rPr>
           <w:rFonts w:ascii="Consolas" w:hAnsi="Consolas"/>
@@ -5246,128 +5881,144 @@
           <w:szCs w:val="21"/>
           <w:lang w:val="en-US" w:eastAsia="ru-RU"/>
         </w:rPr>
+        <w:t>current</w:t>
+      </w:r>
+      <w:proofErr w:type="gramEnd"/>
+      <w:r>
+        <w:rPr>
+          <w:rFonts w:ascii="Consolas" w:hAnsi="Consolas"/>
+          <w:color w:val="C9D1D9"/>
+          <w:sz w:val="21"/>
+          <w:szCs w:val="21"/>
+          <w:lang w:val="en-US" w:eastAsia="ru-RU"/>
+        </w:rPr>
+        <w:t>_concurrency</w:t>
+      </w:r>
+      <w:proofErr w:type="spellEnd"/>
+      <w:r>
+        <w:rPr>
+          <w:rFonts w:ascii="Consolas" w:hAnsi="Consolas"/>
+          <w:color w:val="BBBEBF"/>
+          <w:sz w:val="21"/>
+          <w:szCs w:val="21"/>
+          <w:lang w:val="en-US" w:eastAsia="ru-RU"/>
+        </w:rPr>
+        <w:t xml:space="preserve"> </w:t>
+      </w:r>
+      <w:r>
+        <w:rPr>
+          <w:rFonts w:ascii="Consolas" w:hAnsi="Consolas"/>
+          <w:color w:val="D4D4D4"/>
+          <w:sz w:val="21"/>
+          <w:szCs w:val="21"/>
+          <w:lang w:val="en-US" w:eastAsia="ru-RU"/>
+        </w:rPr>
+        <w:t>=</w:t>
+      </w:r>
+      <w:r>
+        <w:rPr>
+          <w:rFonts w:ascii="Consolas" w:hAnsi="Consolas"/>
+          <w:color w:val="BBBEBF"/>
+          <w:sz w:val="21"/>
+          <w:szCs w:val="21"/>
+          <w:lang w:val="en-US" w:eastAsia="ru-RU"/>
+        </w:rPr>
+        <w:t xml:space="preserve"> </w:t>
+      </w:r>
+      <w:r>
+        <w:rPr>
+          <w:rFonts w:ascii="Consolas" w:hAnsi="Consolas"/>
+          <w:color w:val="D2A8FF"/>
+          <w:sz w:val="21"/>
+          <w:szCs w:val="21"/>
+          <w:lang w:val="en-US" w:eastAsia="ru-RU"/>
+        </w:rPr>
+        <w:t>min</w:t>
+      </w:r>
+      <w:r>
+        <w:rPr>
+          <w:rFonts w:ascii="Consolas" w:hAnsi="Consolas"/>
+          <w:color w:val="BBBEBF"/>
+          <w:sz w:val="21"/>
+          <w:szCs w:val="21"/>
+          <w:lang w:val="en-US" w:eastAsia="ru-RU"/>
+        </w:rPr>
+        <w:t>(</w:t>
+      </w:r>
+      <w:proofErr w:type="spellStart"/>
+      <w:r>
+        <w:rPr>
+          <w:rFonts w:ascii="Consolas" w:hAnsi="Consolas"/>
+          <w:color w:val="FFA657"/>
+          <w:sz w:val="21"/>
+          <w:szCs w:val="21"/>
+          <w:lang w:val="en-US" w:eastAsia="ru-RU"/>
+        </w:rPr>
+        <w:t>stats</w:t>
+      </w:r>
+      <w:r>
+        <w:rPr>
+          <w:rFonts w:ascii="Consolas" w:hAnsi="Consolas"/>
+          <w:color w:val="BBBEBF"/>
+          <w:sz w:val="21"/>
+          <w:szCs w:val="21"/>
+          <w:lang w:val="en-US" w:eastAsia="ru-RU"/>
+        </w:rPr>
+        <w:t>.</w:t>
+      </w:r>
+      <w:r>
+        <w:rPr>
+          <w:rFonts w:ascii="Consolas" w:hAnsi="Consolas"/>
+          <w:color w:val="C9D1D9"/>
+          <w:sz w:val="21"/>
+          <w:szCs w:val="21"/>
+          <w:lang w:val="en-US" w:eastAsia="ru-RU"/>
+        </w:rPr>
+        <w:t>hard_limit</w:t>
+      </w:r>
+      <w:proofErr w:type="spellEnd"/>
+      <w:r>
+        <w:rPr>
+          <w:rFonts w:ascii="Consolas" w:hAnsi="Consolas"/>
+          <w:color w:val="BBBEBF"/>
+          <w:sz w:val="21"/>
+          <w:szCs w:val="21"/>
+          <w:lang w:val="en-US" w:eastAsia="ru-RU"/>
+        </w:rPr>
+        <w:t xml:space="preserve">, </w:t>
+      </w:r>
+      <w:proofErr w:type="spellStart"/>
+      <w:r>
+        <w:rPr>
+          <w:rFonts w:ascii="Consolas" w:hAnsi="Consolas"/>
+          <w:color w:val="FFA657"/>
+          <w:sz w:val="21"/>
+          <w:szCs w:val="21"/>
+          <w:lang w:val="en-US" w:eastAsia="ru-RU"/>
+        </w:rPr>
+        <w:t>stats</w:t>
+      </w:r>
+      <w:r>
+        <w:rPr>
+          <w:rFonts w:ascii="Consolas" w:hAnsi="Consolas"/>
+          <w:color w:val="BBBEBF"/>
+          <w:sz w:val="21"/>
+          <w:szCs w:val="21"/>
+          <w:lang w:val="en-US" w:eastAsia="ru-RU"/>
+        </w:rPr>
+        <w:t>.</w:t>
+      </w:r>
+      <w:r>
+        <w:rPr>
+          <w:rFonts w:ascii="Consolas" w:hAnsi="Consolas"/>
+          <w:color w:val="C9D1D9"/>
+          <w:sz w:val="21"/>
+          <w:szCs w:val="21"/>
+          <w:lang w:val="en-US" w:eastAsia="ru-RU"/>
+        </w:rPr>
         <w:t>current_concurrency</w:t>
       </w:r>
-      <w:r>
-        <w:rPr>
-          <w:rFonts w:ascii="Consolas" w:hAnsi="Consolas"/>
-          <w:color w:val="BBBEBF"/>
-          <w:sz w:val="21"/>
-          <w:szCs w:val="21"/>
-          <w:lang w:val="en-US" w:eastAsia="ru-RU"/>
-        </w:rPr>
-        <w:t xml:space="preserve"> </w:t>
-      </w:r>
-      <w:r>
-        <w:rPr>
-          <w:rFonts w:ascii="Consolas" w:hAnsi="Consolas"/>
-          <w:color w:val="D4D4D4"/>
-          <w:sz w:val="21"/>
-          <w:szCs w:val="21"/>
-          <w:lang w:val="en-US" w:eastAsia="ru-RU"/>
-        </w:rPr>
-        <w:t>=</w:t>
-      </w:r>
-      <w:r>
-        <w:rPr>
-          <w:rFonts w:ascii="Consolas" w:hAnsi="Consolas"/>
-          <w:color w:val="BBBEBF"/>
-          <w:sz w:val="21"/>
-          <w:szCs w:val="21"/>
-          <w:lang w:val="en-US" w:eastAsia="ru-RU"/>
-        </w:rPr>
-        <w:t xml:space="preserve"> </w:t>
-      </w:r>
-      <w:r>
-        <w:rPr>
-          <w:rFonts w:ascii="Consolas" w:hAnsi="Consolas"/>
-          <w:color w:val="D2A8FF"/>
-          <w:sz w:val="21"/>
-          <w:szCs w:val="21"/>
-          <w:lang w:val="en-US" w:eastAsia="ru-RU"/>
-        </w:rPr>
-        <w:t>min</w:t>
-      </w:r>
-      <w:r>
-        <w:rPr>
-          <w:rFonts w:ascii="Consolas" w:hAnsi="Consolas"/>
-          <w:color w:val="BBBEBF"/>
-          <w:sz w:val="21"/>
-          <w:szCs w:val="21"/>
-          <w:lang w:val="en-US" w:eastAsia="ru-RU"/>
-        </w:rPr>
-        <w:t>(</w:t>
-      </w:r>
-      <w:r>
-        <w:rPr>
-          <w:rFonts w:ascii="Consolas" w:hAnsi="Consolas"/>
-          <w:color w:val="FFA657"/>
-          <w:sz w:val="21"/>
-          <w:szCs w:val="21"/>
-          <w:lang w:val="en-US" w:eastAsia="ru-RU"/>
-        </w:rPr>
-        <w:t>stats</w:t>
-      </w:r>
-      <w:r>
-        <w:rPr>
-          <w:rFonts w:ascii="Consolas" w:hAnsi="Consolas"/>
-          <w:color w:val="BBBEBF"/>
-          <w:sz w:val="21"/>
-          <w:szCs w:val="21"/>
-          <w:lang w:val="en-US" w:eastAsia="ru-RU"/>
-        </w:rPr>
-        <w:t>.</w:t>
-      </w:r>
-      <w:r>
-        <w:rPr>
-          <w:rFonts w:ascii="Consolas" w:hAnsi="Consolas"/>
-          <w:color w:val="C9D1D9"/>
-          <w:sz w:val="21"/>
-          <w:szCs w:val="21"/>
-          <w:lang w:val="en-US" w:eastAsia="ru-RU"/>
-        </w:rPr>
-        <w:t>hard_limit</w:t>
-      </w:r>
-      <w:r>
-        <w:rPr>
-          <w:rFonts w:ascii="Consolas" w:hAnsi="Consolas"/>
-          <w:color w:val="BBBEBF"/>
-          <w:sz w:val="21"/>
-          <w:szCs w:val="21"/>
-          <w:lang w:val="en-US" w:eastAsia="ru-RU"/>
-        </w:rPr>
-        <w:t xml:space="preserve">, </w:t>
-      </w:r>
-      <w:r>
-        <w:rPr>
-          <w:rFonts w:ascii="Consolas" w:hAnsi="Consolas"/>
-          <w:color w:val="FFA657"/>
-          <w:sz w:val="21"/>
-          <w:szCs w:val="21"/>
-          <w:lang w:val="en-US" w:eastAsia="ru-RU"/>
-        </w:rPr>
-        <w:t>stats</w:t>
-      </w:r>
-      <w:r>
-        <w:rPr>
-          <w:rFonts w:ascii="Consolas" w:hAnsi="Consolas"/>
-          <w:color w:val="BBBEBF"/>
-          <w:sz w:val="21"/>
-          <w:szCs w:val="21"/>
-          <w:lang w:val="en-US" w:eastAsia="ru-RU"/>
-        </w:rPr>
-        <w:t>.</w:t>
-      </w:r>
-      <w:r>
-        <w:rPr>
-          <w:rFonts w:ascii="Consolas" w:hAnsi="Consolas"/>
-          <w:color w:val="C9D1D9"/>
-          <w:sz w:val="21"/>
-          <w:szCs w:val="21"/>
-          <w:lang w:val="en-US" w:eastAsia="ru-RU"/>
-        </w:rPr>
-        <w:t>current_concurrency</w:t>
-      </w:r>
+      <w:proofErr w:type="spellEnd"/>
       <w:r>
         <w:rPr>
           <w:rFonts w:ascii="Consolas" w:hAnsi="Consolas"/>
@@ -5546,6 +6197,7 @@
         </w:rPr>
         <w:t>_</w:t>
       </w:r>
+      <w:proofErr w:type="gramStart"/>
       <w:r>
         <w:rPr>
           <w:rFonts w:ascii="Consolas" w:hAnsi="Consolas"/>
@@ -5566,6 +6218,7 @@
         </w:rPr>
         <w:t>(</w:t>
       </w:r>
+      <w:proofErr w:type="gramEnd"/>
     </w:p>
     <w:p>
       <w:pPr>
@@ -5577,9 +6230,29 @@
           <w:color w:val="BBBEBF"/>
           <w:sz w:val="21"/>
           <w:szCs w:val="21"/>
+          <w:lang w:val="en-US" w:eastAsia="ru-RU"/>
+        </w:rPr>
+      </w:pPr>
+      <w:r>
+        <w:rPr>
+          <w:rFonts w:ascii="Consolas" w:hAnsi="Consolas"/>
+          <w:color w:val="BBBEBF"/>
+          <w:sz w:val="21"/>
+          <w:szCs w:val="21"/>
+          <w:lang w:val="en-US" w:eastAsia="ru-RU"/>
+        </w:rPr>
+        <w:t> </w:t>
+      </w:r>
+      <w:r>
+        <w:rPr>
+          <w:rFonts w:ascii="Consolas" w:hAnsi="Consolas"/>
+          <w:color w:val="BBBEBF"/>
+          <w:sz w:val="21"/>
+          <w:szCs w:val="21"/>
           <w:lang w:eastAsia="ru-RU"/>
         </w:rPr>
-      </w:pPr>
+        <w:t xml:space="preserve"> </w:t>
+      </w:r>
       <w:r>
         <w:rPr>
           <w:rFonts w:ascii="Consolas" w:hAnsi="Consolas"/>
@@ -5643,26 +6316,6 @@
       <w:r>
         <w:rPr>
           <w:rFonts w:ascii="Consolas" w:hAnsi="Consolas"/>
-          <w:color w:val="BBBEBF"/>
-          <w:sz w:val="21"/>
-          <w:szCs w:val="21"/>
-          <w:lang w:val="en-US" w:eastAsia="ru-RU"/>
-        </w:rPr>
-        <w:t> </w:t>
-      </w:r>
-      <w:r>
-        <w:rPr>
-          <w:rFonts w:ascii="Consolas" w:hAnsi="Consolas"/>
-          <w:color w:val="BBBEBF"/>
-          <w:sz w:val="21"/>
-          <w:szCs w:val="21"/>
-          <w:lang w:eastAsia="ru-RU"/>
-        </w:rPr>
-        <w:t xml:space="preserve"> </w:t>
-      </w:r>
-      <w:r>
-        <w:rPr>
-          <w:rFonts w:ascii="Consolas" w:hAnsi="Consolas"/>
           <w:color w:val="C9D1D9"/>
           <w:sz w:val="21"/>
           <w:szCs w:val="21"/>
@@ -5676,7 +6329,7 @@
           <w:color w:val="BBBEBF"/>
           <w:sz w:val="21"/>
           <w:szCs w:val="21"/>
-          <w:lang w:eastAsia="ru-RU"/>
+          <w:lang w:val="en-US" w:eastAsia="ru-RU"/>
         </w:rPr>
         <w:t>,</w:t>
       </w:r>
@@ -5710,7 +6363,7 @@
           <w:color w:val="BBBEBF"/>
           <w:sz w:val="21"/>
           <w:szCs w:val="21"/>
-          <w:lang w:eastAsia="ru-RU"/>
+          <w:lang w:val="en-US" w:eastAsia="ru-RU"/>
         </w:rPr>
         <w:t xml:space="preserve"> </w:t>
       </w:r>
@@ -5730,7 +6383,7 @@
           <w:color w:val="BBBEBF"/>
           <w:sz w:val="21"/>
           <w:szCs w:val="21"/>
-          <w:lang w:eastAsia="ru-RU"/>
+          <w:lang w:val="en-US" w:eastAsia="ru-RU"/>
         </w:rPr>
         <w:t xml:space="preserve"> </w:t>
       </w:r>
@@ -5750,7 +6403,7 @@
           <w:color w:val="BBBEBF"/>
           <w:sz w:val="21"/>
           <w:szCs w:val="21"/>
-          <w:lang w:eastAsia="ru-RU"/>
+          <w:lang w:val="en-US" w:eastAsia="ru-RU"/>
         </w:rPr>
         <w:t xml:space="preserve"> </w:t>
       </w:r>
@@ -5770,7 +6423,7 @@
           <w:color w:val="BBBEBF"/>
           <w:sz w:val="21"/>
           <w:szCs w:val="21"/>
-          <w:lang w:eastAsia="ru-RU"/>
+          <w:lang w:val="en-US" w:eastAsia="ru-RU"/>
         </w:rPr>
         <w:t xml:space="preserve"> </w:t>
       </w:r>
@@ -5794,6 +6447,8 @@
         </w:rPr>
         <w:t xml:space="preserve">: </w:t>
       </w:r>
+      <w:proofErr w:type="spellStart"/>
+      <w:proofErr w:type="gramStart"/>
       <w:r>
         <w:rPr>
           <w:rFonts w:ascii="Consolas" w:hAnsi="Consolas"/>
@@ -5824,6 +6479,8 @@
         </w:rPr>
         <w:t>ClientSession</w:t>
       </w:r>
+      <w:proofErr w:type="spellEnd"/>
+      <w:proofErr w:type="gramEnd"/>
       <w:r>
         <w:rPr>
           <w:rFonts w:ascii="Consolas" w:hAnsi="Consolas"/>
@@ -5878,6 +6535,7 @@
         </w:rPr>
         <w:t xml:space="preserve">: </w:t>
       </w:r>
+      <w:proofErr w:type="spellStart"/>
       <w:r>
         <w:rPr>
           <w:rFonts w:ascii="Consolas" w:hAnsi="Consolas"/>
@@ -5888,6 +6546,7 @@
         </w:rPr>
         <w:t>AggregationRequest</w:t>
       </w:r>
+      <w:proofErr w:type="spellEnd"/>
       <w:r>
         <w:rPr>
           <w:rFonts w:ascii="Consolas" w:hAnsi="Consolas"/>
@@ -5922,6 +6581,7 @@
         </w:rPr>
         <w:t xml:space="preserve">        </w:t>
       </w:r>
+      <w:proofErr w:type="spellStart"/>
       <w:r>
         <w:rPr>
           <w:rFonts w:ascii="Consolas" w:hAnsi="Consolas"/>
@@ -5932,6 +6592,7 @@
         </w:rPr>
         <w:t>hard_limit</w:t>
       </w:r>
+      <w:proofErr w:type="spellEnd"/>
       <w:r>
         <w:rPr>
           <w:rFonts w:ascii="Consolas" w:hAnsi="Consolas"/>
@@ -5986,6 +6647,7 @@
         </w:rPr>
         <w:t xml:space="preserve">    ) -&gt; </w:t>
       </w:r>
+      <w:proofErr w:type="gramStart"/>
       <w:r>
         <w:rPr>
           <w:rFonts w:ascii="Consolas" w:hAnsi="Consolas"/>
@@ -6006,6 +6668,7 @@
         </w:rPr>
         <w:t>[</w:t>
       </w:r>
+      <w:proofErr w:type="gramEnd"/>
       <w:r>
         <w:rPr>
           <w:rFonts w:ascii="Consolas" w:hAnsi="Consolas"/>
@@ -6026,6 +6689,7 @@
         </w:rPr>
         <w:t>[</w:t>
       </w:r>
+      <w:proofErr w:type="spellStart"/>
       <w:r>
         <w:rPr>
           <w:rFonts w:ascii="Consolas" w:hAnsi="Consolas"/>
@@ -6036,6 +6700,7 @@
         </w:rPr>
         <w:t>dict</w:t>
       </w:r>
+      <w:proofErr w:type="spellEnd"/>
       <w:r>
         <w:rPr>
           <w:rFonts w:ascii="Consolas" w:hAnsi="Consolas"/>
@@ -6130,6 +6795,7 @@
         </w:rPr>
         <w:t xml:space="preserve">        </w:t>
       </w:r>
+      <w:proofErr w:type="spellStart"/>
       <w:r>
         <w:rPr>
           <w:rFonts w:ascii="Consolas" w:hAnsi="Consolas"/>
@@ -6140,6 +6806,7 @@
         </w:rPr>
         <w:t>concurrency_plan</w:t>
       </w:r>
+      <w:proofErr w:type="spellEnd"/>
       <w:r>
         <w:rPr>
           <w:rFonts w:ascii="Consolas" w:hAnsi="Consolas"/>
@@ -6150,6 +6817,8 @@
         </w:rPr>
         <w:t xml:space="preserve">: </w:t>
       </w:r>
+      <w:proofErr w:type="spellStart"/>
+      <w:proofErr w:type="gramStart"/>
       <w:r>
         <w:rPr>
           <w:rFonts w:ascii="Consolas" w:hAnsi="Consolas"/>
@@ -6160,6 +6829,7 @@
         </w:rPr>
         <w:t>dict</w:t>
       </w:r>
+      <w:proofErr w:type="spellEnd"/>
       <w:r>
         <w:rPr>
           <w:rFonts w:ascii="Consolas" w:hAnsi="Consolas"/>
@@ -6170,6 +6840,7 @@
         </w:rPr>
         <w:t>[</w:t>
       </w:r>
+      <w:proofErr w:type="gramEnd"/>
       <w:r>
         <w:rPr>
           <w:rFonts w:ascii="Consolas" w:hAnsi="Consolas"/>
@@ -6274,6 +6945,7 @@
         </w:rPr>
         <w:t xml:space="preserve"> </w:t>
       </w:r>
+      <w:proofErr w:type="spellStart"/>
       <w:r>
         <w:rPr>
           <w:rFonts w:ascii="Consolas" w:hAnsi="Consolas"/>
@@ -6284,6 +6956,7 @@
         </w:rPr>
         <w:t>url</w:t>
       </w:r>
+      <w:proofErr w:type="spellEnd"/>
       <w:r>
         <w:rPr>
           <w:rFonts w:ascii="Consolas" w:hAnsi="Consolas"/>
@@ -6314,6 +6987,8 @@
         </w:rPr>
         <w:t xml:space="preserve"> </w:t>
       </w:r>
+      <w:proofErr w:type="spellStart"/>
+      <w:proofErr w:type="gramStart"/>
       <w:r>
         <w:rPr>
           <w:rFonts w:ascii="Consolas" w:hAnsi="Consolas"/>
@@ -6344,6 +7019,8 @@
         </w:rPr>
         <w:t>urls</w:t>
       </w:r>
+      <w:proofErr w:type="spellEnd"/>
+      <w:proofErr w:type="gramEnd"/>
       <w:r>
         <w:rPr>
           <w:rFonts w:ascii="Consolas" w:hAnsi="Consolas"/>
@@ -6418,6 +7095,7 @@
         </w:rPr>
         <w:t xml:space="preserve"> </w:t>
       </w:r>
+      <w:proofErr w:type="spellStart"/>
       <w:r>
         <w:rPr>
           <w:rFonts w:ascii="Consolas" w:hAnsi="Consolas"/>
@@ -6428,6 +7106,7 @@
         </w:rPr>
         <w:t>endpoint_key</w:t>
       </w:r>
+      <w:proofErr w:type="spellEnd"/>
       <w:r>
         <w:rPr>
           <w:rFonts w:ascii="Consolas" w:hAnsi="Consolas"/>
@@ -6438,6 +7117,7 @@
         </w:rPr>
         <w:t>(</w:t>
       </w:r>
+      <w:proofErr w:type="spellStart"/>
       <w:r>
         <w:rPr>
           <w:rFonts w:ascii="Consolas" w:hAnsi="Consolas"/>
@@ -6448,6 +7128,7 @@
         </w:rPr>
         <w:t>url</w:t>
       </w:r>
+      <w:proofErr w:type="spellEnd"/>
       <w:r>
         <w:rPr>
           <w:rFonts w:ascii="Consolas" w:hAnsi="Consolas"/>
@@ -6482,6 +7163,7 @@
         </w:rPr>
         <w:t xml:space="preserve">            </w:t>
       </w:r>
+      <w:proofErr w:type="spellStart"/>
       <w:r>
         <w:rPr>
           <w:rFonts w:ascii="Consolas" w:hAnsi="Consolas"/>
@@ -6492,6 +7174,7 @@
         </w:rPr>
         <w:t>concurrency_plan</w:t>
       </w:r>
+      <w:proofErr w:type="spellEnd"/>
       <w:r>
         <w:rPr>
           <w:rFonts w:ascii="Consolas" w:hAnsi="Consolas"/>
@@ -6542,6 +7225,8 @@
         </w:rPr>
         <w:t xml:space="preserve"> </w:t>
       </w:r>
+      <w:proofErr w:type="spellStart"/>
+      <w:proofErr w:type="gramStart"/>
       <w:r>
         <w:rPr>
           <w:rFonts w:ascii="Consolas" w:hAnsi="Consolas"/>
@@ -6572,6 +7257,7 @@
         </w:rPr>
         <w:t>balancer</w:t>
       </w:r>
+      <w:proofErr w:type="gramEnd"/>
       <w:r>
         <w:rPr>
           <w:rFonts w:ascii="Consolas" w:hAnsi="Consolas"/>
@@ -6592,6 +7278,7 @@
         </w:rPr>
         <w:t>suggested_concurrency</w:t>
       </w:r>
+      <w:proofErr w:type="spellEnd"/>
       <w:r>
         <w:rPr>
           <w:rFonts w:ascii="Consolas" w:hAnsi="Consolas"/>
@@ -6626,6 +7313,7 @@
         </w:rPr>
         <w:t xml:space="preserve">                </w:t>
       </w:r>
+      <w:proofErr w:type="spellStart"/>
       <w:r>
         <w:rPr>
           <w:rFonts w:ascii="Consolas" w:hAnsi="Consolas"/>
@@ -6636,6 +7324,7 @@
         </w:rPr>
         <w:t>url</w:t>
       </w:r>
+      <w:proofErr w:type="spellEnd"/>
       <w:r>
         <w:rPr>
           <w:rFonts w:ascii="Consolas" w:hAnsi="Consolas"/>
@@ -6670,6 +7359,7 @@
         </w:rPr>
         <w:t xml:space="preserve">                </w:t>
       </w:r>
+      <w:proofErr w:type="spellStart"/>
       <w:r>
         <w:rPr>
           <w:rFonts w:ascii="Consolas" w:hAnsi="Consolas"/>
@@ -6700,6 +7390,7 @@
         </w:rPr>
         <w:t>max_concurrent</w:t>
       </w:r>
+      <w:proofErr w:type="spellEnd"/>
       <w:r>
         <w:rPr>
           <w:rFonts w:ascii="Consolas" w:hAnsi="Consolas"/>
@@ -6734,6 +7425,7 @@
         </w:rPr>
         <w:t xml:space="preserve">                </w:t>
       </w:r>
+      <w:proofErr w:type="spellStart"/>
       <w:r>
         <w:rPr>
           <w:rFonts w:ascii="Consolas" w:hAnsi="Consolas"/>
@@ -6744,6 +7436,7 @@
         </w:rPr>
         <w:t>hard_limit</w:t>
       </w:r>
+      <w:proofErr w:type="spellEnd"/>
       <w:r>
         <w:rPr>
           <w:rFonts w:ascii="Consolas" w:hAnsi="Consolas"/>
@@ -6816,6 +7509,7 @@
         </w:rPr>
         <w:t xml:space="preserve">        </w:t>
       </w:r>
+      <w:proofErr w:type="spellStart"/>
       <w:r>
         <w:rPr>
           <w:rFonts w:ascii="Consolas" w:hAnsi="Consolas"/>
@@ -6826,6 +7520,7 @@
         </w:rPr>
         <w:t>per_api_semaphores</w:t>
       </w:r>
+      <w:proofErr w:type="spellEnd"/>
       <w:r>
         <w:rPr>
           <w:rFonts w:ascii="Consolas" w:hAnsi="Consolas"/>
@@ -6900,6 +7595,8 @@
         </w:rPr>
         <w:t xml:space="preserve">: </w:t>
       </w:r>
+      <w:proofErr w:type="spellStart"/>
+      <w:proofErr w:type="gramStart"/>
       <w:r>
         <w:rPr>
           <w:rFonts w:ascii="Consolas" w:hAnsi="Consolas"/>
@@ -6930,6 +7627,8 @@
         </w:rPr>
         <w:t>Semaphore</w:t>
       </w:r>
+      <w:proofErr w:type="spellEnd"/>
+      <w:proofErr w:type="gramEnd"/>
       <w:r>
         <w:rPr>
           <w:rFonts w:ascii="Consolas" w:hAnsi="Consolas"/>
@@ -7040,6 +7739,7 @@
         </w:rPr>
         <w:t xml:space="preserve"> </w:t>
       </w:r>
+      <w:proofErr w:type="spellStart"/>
       <w:r>
         <w:rPr>
           <w:rFonts w:ascii="Consolas" w:hAnsi="Consolas"/>
@@ -7070,6 +7770,7 @@
         </w:rPr>
         <w:t>items</w:t>
       </w:r>
+      <w:proofErr w:type="spellEnd"/>
       <w:r>
         <w:rPr>
           <w:rFonts w:ascii="Consolas" w:hAnsi="Consolas"/>
@@ -7129,6 +7830,7 @@
         <w:lastRenderedPageBreak/>
         <w:t xml:space="preserve">        </w:t>
       </w:r>
+      <w:proofErr w:type="spellStart"/>
       <w:r>
         <w:rPr>
           <w:rFonts w:ascii="Consolas" w:hAnsi="Consolas"/>
@@ -7139,6 +7841,7 @@
         </w:rPr>
         <w:t>global_semaphore</w:t>
       </w:r>
+      <w:proofErr w:type="spellEnd"/>
       <w:r>
         <w:rPr>
           <w:rFonts w:ascii="Consolas" w:hAnsi="Consolas"/>
@@ -7169,6 +7872,8 @@
         </w:rPr>
         <w:t xml:space="preserve"> </w:t>
       </w:r>
+      <w:proofErr w:type="spellStart"/>
+      <w:proofErr w:type="gramStart"/>
       <w:r>
         <w:rPr>
           <w:rFonts w:ascii="Consolas" w:hAnsi="Consolas"/>
@@ -7199,6 +7904,8 @@
         </w:rPr>
         <w:t>Semaphore</w:t>
       </w:r>
+      <w:proofErr w:type="spellEnd"/>
+      <w:proofErr w:type="gramEnd"/>
       <w:r>
         <w:rPr>
           <w:rFonts w:ascii="Consolas" w:hAnsi="Consolas"/>
@@ -7209,6 +7916,7 @@
         </w:rPr>
         <w:t>(</w:t>
       </w:r>
+      <w:proofErr w:type="spellStart"/>
       <w:r>
         <w:rPr>
           <w:rFonts w:ascii="Consolas" w:hAnsi="Consolas"/>
@@ -7219,6 +7927,7 @@
         </w:rPr>
         <w:t>hard_limit</w:t>
       </w:r>
+      <w:proofErr w:type="spellEnd"/>
       <w:r>
         <w:rPr>
           <w:rFonts w:ascii="Consolas" w:hAnsi="Consolas"/>
@@ -7307,6 +8016,7 @@
         </w:rPr>
         <w:t xml:space="preserve"> </w:t>
       </w:r>
+      <w:proofErr w:type="gramStart"/>
       <w:r>
         <w:rPr>
           <w:rFonts w:ascii="Consolas" w:hAnsi="Consolas"/>
@@ -7327,6 +8037,7 @@
         </w:rPr>
         <w:t>(</w:t>
       </w:r>
+      <w:proofErr w:type="gramEnd"/>
       <w:r>
         <w:rPr>
           <w:rFonts w:ascii="Consolas" w:hAnsi="Consolas"/>
@@ -7367,6 +8078,7 @@
         </w:rPr>
         <w:t xml:space="preserve">) -&gt; </w:t>
       </w:r>
+      <w:proofErr w:type="spellStart"/>
       <w:r>
         <w:rPr>
           <w:rFonts w:ascii="Consolas" w:hAnsi="Consolas"/>
@@ -7377,6 +8089,7 @@
         </w:rPr>
         <w:t>dict</w:t>
       </w:r>
+      <w:proofErr w:type="spellEnd"/>
       <w:r>
         <w:rPr>
           <w:rFonts w:ascii="Consolas" w:hAnsi="Consolas"/>
@@ -7491,6 +8204,7 @@
         </w:rPr>
         <w:t xml:space="preserve"> </w:t>
       </w:r>
+      <w:proofErr w:type="spellStart"/>
       <w:r>
         <w:rPr>
           <w:rFonts w:ascii="Consolas" w:hAnsi="Consolas"/>
@@ -7501,6 +8215,7 @@
         </w:rPr>
         <w:t>endpoint_key</w:t>
       </w:r>
+      <w:proofErr w:type="spellEnd"/>
       <w:r>
         <w:rPr>
           <w:rFonts w:ascii="Consolas" w:hAnsi="Consolas"/>
@@ -7511,6 +8226,7 @@
         </w:rPr>
         <w:t>(</w:t>
       </w:r>
+      <w:proofErr w:type="spellStart"/>
       <w:r>
         <w:rPr>
           <w:rFonts w:ascii="Consolas" w:hAnsi="Consolas"/>
@@ -7521,6 +8237,7 @@
         </w:rPr>
         <w:t>url</w:t>
       </w:r>
+      <w:proofErr w:type="spellEnd"/>
       <w:r>
         <w:rPr>
           <w:rFonts w:ascii="Consolas" w:hAnsi="Consolas"/>
@@ -7595,6 +8312,7 @@
         </w:rPr>
         <w:t xml:space="preserve"> </w:t>
       </w:r>
+      <w:proofErr w:type="spellStart"/>
       <w:r>
         <w:rPr>
           <w:rFonts w:ascii="Consolas" w:hAnsi="Consolas"/>
@@ -7605,6 +8323,7 @@
         </w:rPr>
         <w:t>global_semaphore</w:t>
       </w:r>
+      <w:proofErr w:type="spellEnd"/>
       <w:r>
         <w:rPr>
           <w:rFonts w:ascii="Consolas" w:hAnsi="Consolas"/>
@@ -7679,6 +8398,7 @@
         </w:rPr>
         <w:t xml:space="preserve"> </w:t>
       </w:r>
+      <w:proofErr w:type="spellStart"/>
       <w:r>
         <w:rPr>
           <w:rFonts w:ascii="Consolas" w:hAnsi="Consolas"/>
@@ -7689,6 +8409,7 @@
         </w:rPr>
         <w:t>per_api_semaphores</w:t>
       </w:r>
+      <w:proofErr w:type="spellEnd"/>
       <w:r>
         <w:rPr>
           <w:rFonts w:ascii="Consolas" w:hAnsi="Consolas"/>
@@ -7783,6 +8504,7 @@
         </w:rPr>
         <w:t xml:space="preserve"> </w:t>
       </w:r>
+      <w:proofErr w:type="gramStart"/>
       <w:r>
         <w:rPr>
           <w:rFonts w:ascii="Consolas" w:hAnsi="Consolas"/>
@@ -7811,8 +8533,21 @@
           <w:szCs w:val="21"/>
           <w:lang w:val="en-US" w:eastAsia="ru-RU"/>
         </w:rPr>
-        <w:t>_fetch_and_record</w:t>
-      </w:r>
+        <w:t>_</w:t>
+      </w:r>
+      <w:proofErr w:type="spellStart"/>
+      <w:proofErr w:type="gramEnd"/>
+      <w:r>
+        <w:rPr>
+          <w:rFonts w:ascii="Consolas" w:hAnsi="Consolas"/>
+          <w:color w:val="D2A8FF"/>
+          <w:sz w:val="21"/>
+          <w:szCs w:val="21"/>
+          <w:lang w:val="en-US" w:eastAsia="ru-RU"/>
+        </w:rPr>
+        <w:t>fetch_and_record</w:t>
+      </w:r>
+      <w:proofErr w:type="spellEnd"/>
       <w:r>
         <w:rPr>
           <w:rFonts w:ascii="Consolas" w:hAnsi="Consolas"/>
@@ -7843,6 +8578,7 @@
         </w:rPr>
         <w:t xml:space="preserve">, </w:t>
       </w:r>
+      <w:proofErr w:type="spellStart"/>
       <w:r>
         <w:rPr>
           <w:rFonts w:ascii="Consolas" w:hAnsi="Consolas"/>
@@ -7853,6 +8589,7 @@
         </w:rPr>
         <w:t>url</w:t>
       </w:r>
+      <w:proofErr w:type="spellEnd"/>
       <w:r>
         <w:rPr>
           <w:rFonts w:ascii="Consolas" w:hAnsi="Consolas"/>
@@ -7883,6 +8620,7 @@
         </w:rPr>
         <w:t xml:space="preserve">, </w:t>
       </w:r>
+      <w:proofErr w:type="spellStart"/>
       <w:r>
         <w:rPr>
           <w:rFonts w:ascii="Consolas" w:hAnsi="Consolas"/>
@@ -7893,6 +8631,7 @@
         </w:rPr>
         <w:t>hard_limit</w:t>
       </w:r>
+      <w:proofErr w:type="spellEnd"/>
       <w:r>
         <w:rPr>
           <w:rFonts w:ascii="Consolas" w:hAnsi="Consolas"/>
@@ -7941,6 +8680,7 @@
         </w:rPr>
         <w:t xml:space="preserve">        </w:t>
       </w:r>
+      <w:proofErr w:type="spellStart"/>
       <w:r>
         <w:rPr>
           <w:rFonts w:ascii="Consolas" w:hAnsi="Consolas"/>
@@ -7951,6 +8691,7 @@
         </w:rPr>
         <w:t>concurrent_used</w:t>
       </w:r>
+      <w:proofErr w:type="spellEnd"/>
       <w:r>
         <w:rPr>
           <w:rFonts w:ascii="Consolas" w:hAnsi="Consolas"/>
@@ -7981,6 +8722,7 @@
         </w:rPr>
         <w:t xml:space="preserve"> </w:t>
       </w:r>
+      <w:proofErr w:type="gramStart"/>
       <w:r>
         <w:rPr>
           <w:rFonts w:ascii="Consolas" w:hAnsi="Consolas"/>
@@ -8001,6 +8743,8 @@
         </w:rPr>
         <w:t>(</w:t>
       </w:r>
+      <w:proofErr w:type="spellStart"/>
+      <w:proofErr w:type="gramEnd"/>
       <w:r>
         <w:rPr>
           <w:rFonts w:ascii="Consolas" w:hAnsi="Consolas"/>
@@ -8011,6 +8755,7 @@
         </w:rPr>
         <w:t>hard_limit</w:t>
       </w:r>
+      <w:proofErr w:type="spellEnd"/>
       <w:r>
         <w:rPr>
           <w:rFonts w:ascii="Consolas" w:hAnsi="Consolas"/>
@@ -8041,6 +8786,7 @@
         </w:rPr>
         <w:t>(</w:t>
       </w:r>
+      <w:proofErr w:type="spellStart"/>
       <w:r>
         <w:rPr>
           <w:rFonts w:ascii="Consolas" w:hAnsi="Consolas"/>
@@ -8071,6 +8817,7 @@
         </w:rPr>
         <w:t>values</w:t>
       </w:r>
+      <w:proofErr w:type="spellEnd"/>
       <w:r>
         <w:rPr>
           <w:rFonts w:ascii="Consolas" w:hAnsi="Consolas"/>
@@ -8145,6 +8892,8 @@
         </w:rPr>
         <w:t xml:space="preserve"> </w:t>
       </w:r>
+      <w:proofErr w:type="spellStart"/>
+      <w:proofErr w:type="gramStart"/>
       <w:r>
         <w:rPr>
           <w:rFonts w:ascii="Consolas" w:hAnsi="Consolas"/>
@@ -8175,6 +8924,8 @@
         </w:rPr>
         <w:t>gather</w:t>
       </w:r>
+      <w:proofErr w:type="spellEnd"/>
+      <w:proofErr w:type="gramEnd"/>
       <w:r>
         <w:rPr>
           <w:rFonts w:ascii="Consolas" w:hAnsi="Consolas"/>
@@ -8225,6 +8976,7 @@
         </w:rPr>
         <w:t>(</w:t>
       </w:r>
+      <w:proofErr w:type="spellStart"/>
       <w:r>
         <w:rPr>
           <w:rFonts w:ascii="Consolas" w:hAnsi="Consolas"/>
@@ -8235,6 +8987,7 @@
         </w:rPr>
         <w:t>url</w:t>
       </w:r>
+      <w:proofErr w:type="spellEnd"/>
       <w:r>
         <w:rPr>
           <w:rFonts w:ascii="Consolas" w:hAnsi="Consolas"/>
@@ -8265,6 +9018,7 @@
         </w:rPr>
         <w:t xml:space="preserve"> </w:t>
       </w:r>
+      <w:proofErr w:type="spellStart"/>
       <w:r>
         <w:rPr>
           <w:rFonts w:ascii="Consolas" w:hAnsi="Consolas"/>
@@ -8275,6 +9029,7 @@
         </w:rPr>
         <w:t>url</w:t>
       </w:r>
+      <w:proofErr w:type="spellEnd"/>
       <w:r>
         <w:rPr>
           <w:rFonts w:ascii="Consolas" w:hAnsi="Consolas"/>
@@ -8305,6 +9060,7 @@
         </w:rPr>
         <w:t xml:space="preserve"> </w:t>
       </w:r>
+      <w:proofErr w:type="spellStart"/>
       <w:r>
         <w:rPr>
           <w:rFonts w:ascii="Consolas" w:hAnsi="Consolas"/>
@@ -8335,6 +9091,7 @@
         </w:rPr>
         <w:t>urls</w:t>
       </w:r>
+      <w:proofErr w:type="spellEnd"/>
       <w:r>
         <w:rPr>
           <w:rFonts w:ascii="Consolas" w:hAnsi="Consolas"/>
@@ -8345,6 +9102,7 @@
         </w:rPr>
         <w:t xml:space="preserve">)), </w:t>
       </w:r>
+      <w:proofErr w:type="spellStart"/>
       <w:r>
         <w:rPr>
           <w:rFonts w:ascii="Consolas" w:hAnsi="Consolas"/>
@@ -8355,6 +9113,7 @@
         </w:rPr>
         <w:t>concurrent_used</w:t>
       </w:r>
+      <w:proofErr w:type="spellEnd"/>
     </w:p>
     <w:p>
       <w:pPr>
@@ -8386,7 +9145,7 @@
           <w:color w:val="BBBEBF"/>
           <w:sz w:val="21"/>
           <w:szCs w:val="21"/>
-          <w:lang w:eastAsia="ru-RU"/>
+          <w:lang w:val="en-US" w:eastAsia="ru-RU"/>
         </w:rPr>
       </w:pPr>
       <w:r>
@@ -8405,7 +9164,7 @@
           <w:color w:val="BBBEBF"/>
           <w:sz w:val="21"/>
           <w:szCs w:val="21"/>
-          <w:lang w:eastAsia="ru-RU"/>
+          <w:lang w:val="en-US" w:eastAsia="ru-RU"/>
         </w:rPr>
         <w:t xml:space="preserve"> </w:t>
       </w:r>
@@ -8425,7 +9184,7 @@
           <w:color w:val="BBBEBF"/>
           <w:sz w:val="21"/>
           <w:szCs w:val="21"/>
-          <w:lang w:eastAsia="ru-RU"/>
+          <w:lang w:val="en-US" w:eastAsia="ru-RU"/>
         </w:rPr>
         <w:t>:</w:t>
       </w:r>
@@ -8459,7 +9218,7 @@
           <w:color w:val="BBBEBF"/>
           <w:sz w:val="21"/>
           <w:szCs w:val="21"/>
-          <w:lang w:eastAsia="ru-RU"/>
+          <w:lang w:val="en-US" w:eastAsia="ru-RU"/>
         </w:rPr>
         <w:t xml:space="preserve"> </w:t>
       </w:r>
@@ -8479,7 +9238,7 @@
           <w:color w:val="BBBEBF"/>
           <w:sz w:val="21"/>
           <w:szCs w:val="21"/>
-          <w:lang w:eastAsia="ru-RU"/>
+          <w:lang w:val="en-US" w:eastAsia="ru-RU"/>
         </w:rPr>
         <w:t xml:space="preserve"> </w:t>
       </w:r>
@@ -8511,7 +9270,40 @@
           <w:szCs w:val="21"/>
           <w:lang w:val="en-US" w:eastAsia="ru-RU"/>
         </w:rPr>
-        <w:t>__init__</w:t>
+        <w:t>__</w:t>
+      </w:r>
+      <w:proofErr w:type="spellStart"/>
+      <w:r>
+        <w:rPr>
+          <w:rFonts w:ascii="Consolas" w:hAnsi="Consolas"/>
+          <w:color w:val="DCDCAA"/>
+          <w:sz w:val="21"/>
+          <w:szCs w:val="21"/>
+          <w:lang w:val="en-US" w:eastAsia="ru-RU"/>
+        </w:rPr>
+        <w:t>init</w:t>
+      </w:r>
+      <w:proofErr w:type="spellEnd"/>
+      <w:r>
+        <w:rPr>
+          <w:rFonts w:ascii="Consolas" w:hAnsi="Consolas"/>
+          <w:color w:val="DCDCAA"/>
+          <w:sz w:val="21"/>
+          <w:szCs w:val="21"/>
+          <w:lang w:val="en-US" w:eastAsia="ru-RU"/>
+        </w:rPr>
+        <w:t>_</w:t>
+      </w:r>
+      <w:proofErr w:type="gramStart"/>
+      <w:r>
+        <w:rPr>
+          <w:rFonts w:ascii="Consolas" w:hAnsi="Consolas"/>
+          <w:color w:val="DCDCAA"/>
+          <w:sz w:val="21"/>
+          <w:szCs w:val="21"/>
+          <w:lang w:val="en-US" w:eastAsia="ru-RU"/>
+        </w:rPr>
+        <w:t>_</w:t>
       </w:r>
       <w:r>
         <w:rPr>
@@ -8523,6 +9315,7 @@
         </w:rPr>
         <w:t>(</w:t>
       </w:r>
+      <w:proofErr w:type="gramEnd"/>
       <w:r>
         <w:rPr>
           <w:rFonts w:ascii="Consolas" w:hAnsi="Consolas"/>
@@ -8563,6 +9356,7 @@
         </w:rPr>
         <w:t xml:space="preserve">: </w:t>
       </w:r>
+      <w:proofErr w:type="spellStart"/>
       <w:r>
         <w:rPr>
           <w:rFonts w:ascii="Consolas" w:hAnsi="Consolas"/>
@@ -8573,6 +9367,7 @@
         </w:rPr>
         <w:t>AdaptiveLoadBalancer</w:t>
       </w:r>
+      <w:proofErr w:type="spellEnd"/>
       <w:r>
         <w:rPr>
           <w:rFonts w:ascii="Consolas" w:hAnsi="Consolas"/>
@@ -8707,6 +9502,8 @@
         </w:rPr>
         <w:t xml:space="preserve">        </w:t>
       </w:r>
+      <w:proofErr w:type="spellStart"/>
+      <w:proofErr w:type="gramStart"/>
       <w:r>
         <w:rPr>
           <w:rFonts w:ascii="Consolas" w:hAnsi="Consolas"/>
@@ -8737,6 +9534,8 @@
         </w:rPr>
         <w:t>balancer</w:t>
       </w:r>
+      <w:proofErr w:type="spellEnd"/>
+      <w:proofErr w:type="gramEnd"/>
       <w:r>
         <w:rPr>
           <w:rFonts w:ascii="Consolas" w:hAnsi="Consolas"/>
@@ -8807,6 +9606,7 @@
         </w:rPr>
         <w:t xml:space="preserve"> </w:t>
       </w:r>
+      <w:proofErr w:type="spellStart"/>
       <w:r>
         <w:rPr>
           <w:rFonts w:ascii="Consolas" w:hAnsi="Consolas"/>
@@ -8817,6 +9617,7 @@
         </w:rPr>
         <w:t>AdaptiveLoadBalancer</w:t>
       </w:r>
+      <w:proofErr w:type="spellEnd"/>
       <w:r>
         <w:rPr>
           <w:rFonts w:ascii="Consolas" w:hAnsi="Consolas"/>
@@ -8905,6 +9706,7 @@
         </w:rPr>
         <w:t xml:space="preserve"> </w:t>
       </w:r>
+      <w:proofErr w:type="gramStart"/>
       <w:r>
         <w:rPr>
           <w:rFonts w:ascii="Consolas" w:hAnsi="Consolas"/>
@@ -8925,6 +9727,7 @@
         </w:rPr>
         <w:t>(</w:t>
       </w:r>
+      <w:proofErr w:type="gramEnd"/>
       <w:r>
         <w:rPr>
           <w:rFonts w:ascii="Consolas" w:hAnsi="Consolas"/>
@@ -8965,6 +9768,7 @@
         </w:rPr>
         <w:t xml:space="preserve">: </w:t>
       </w:r>
+      <w:proofErr w:type="spellStart"/>
       <w:r>
         <w:rPr>
           <w:rFonts w:ascii="Consolas" w:hAnsi="Consolas"/>
@@ -8975,6 +9779,7 @@
         </w:rPr>
         <w:t>AggregationRequest</w:t>
       </w:r>
+      <w:proofErr w:type="spellEnd"/>
       <w:r>
         <w:rPr>
           <w:rFonts w:ascii="Consolas" w:hAnsi="Consolas"/>
@@ -8985,6 +9790,7 @@
         </w:rPr>
         <w:t xml:space="preserve">) -&gt; </w:t>
       </w:r>
+      <w:proofErr w:type="spellStart"/>
       <w:r>
         <w:rPr>
           <w:rFonts w:ascii="Consolas" w:hAnsi="Consolas"/>
@@ -8995,6 +9801,7 @@
         </w:rPr>
         <w:t>dict</w:t>
       </w:r>
+      <w:proofErr w:type="spellEnd"/>
       <w:r>
         <w:rPr>
           <w:rFonts w:ascii="Consolas" w:hAnsi="Consolas"/>
@@ -9069,6 +9876,7 @@
         </w:rPr>
         <w:t xml:space="preserve">        </w:t>
       </w:r>
+      <w:proofErr w:type="spellStart"/>
       <w:r>
         <w:rPr>
           <w:rFonts w:ascii="Consolas" w:hAnsi="Consolas"/>
@@ -9079,6 +9887,7 @@
         </w:rPr>
         <w:t>request_started</w:t>
       </w:r>
+      <w:proofErr w:type="spellEnd"/>
       <w:r>
         <w:rPr>
           <w:rFonts w:ascii="Consolas" w:hAnsi="Consolas"/>
@@ -9109,6 +9918,8 @@
         </w:rPr>
         <w:t xml:space="preserve"> </w:t>
       </w:r>
+      <w:proofErr w:type="spellStart"/>
+      <w:proofErr w:type="gramStart"/>
       <w:r>
         <w:rPr>
           <w:rFonts w:ascii="Consolas" w:hAnsi="Consolas"/>
@@ -9137,8 +9948,20 @@
           <w:szCs w:val="21"/>
           <w:lang w:val="en-US" w:eastAsia="ru-RU"/>
         </w:rPr>
-        <w:t>perf_counter</w:t>
-      </w:r>
+        <w:t>perf</w:t>
+      </w:r>
+      <w:proofErr w:type="gramEnd"/>
+      <w:r>
+        <w:rPr>
+          <w:rFonts w:ascii="Consolas" w:hAnsi="Consolas"/>
+          <w:color w:val="D2A8FF"/>
+          <w:sz w:val="21"/>
+          <w:szCs w:val="21"/>
+          <w:lang w:val="en-US" w:eastAsia="ru-RU"/>
+        </w:rPr>
+        <w:t>_counter</w:t>
+      </w:r>
+      <w:proofErr w:type="spellEnd"/>
       <w:r>
         <w:rPr>
           <w:rFonts w:ascii="Consolas" w:hAnsi="Consolas"/>
@@ -9173,6 +9996,7 @@
         </w:rPr>
         <w:t xml:space="preserve">        </w:t>
       </w:r>
+      <w:proofErr w:type="spellStart"/>
       <w:r>
         <w:rPr>
           <w:rFonts w:ascii="Consolas" w:hAnsi="Consolas"/>
@@ -9183,6 +10007,7 @@
         </w:rPr>
         <w:t>hard_limit</w:t>
       </w:r>
+      <w:proofErr w:type="spellEnd"/>
       <w:r>
         <w:rPr>
           <w:rFonts w:ascii="Consolas" w:hAnsi="Consolas"/>
@@ -9213,6 +10038,8 @@
         </w:rPr>
         <w:t xml:space="preserve"> </w:t>
       </w:r>
+      <w:proofErr w:type="spellStart"/>
+      <w:proofErr w:type="gramStart"/>
       <w:r>
         <w:rPr>
           <w:rFonts w:ascii="Consolas" w:hAnsi="Consolas"/>
@@ -9243,6 +10070,7 @@
         </w:rPr>
         <w:t>balancer</w:t>
       </w:r>
+      <w:proofErr w:type="gramEnd"/>
       <w:r>
         <w:rPr>
           <w:rFonts w:ascii="Consolas" w:hAnsi="Consolas"/>
@@ -9263,6 +10091,7 @@
         </w:rPr>
         <w:t>hard_limit_for</w:t>
       </w:r>
+      <w:proofErr w:type="spellEnd"/>
       <w:r>
         <w:rPr>
           <w:rFonts w:ascii="Consolas" w:hAnsi="Consolas"/>
@@ -9273,6 +10102,7 @@
         </w:rPr>
         <w:t>(</w:t>
       </w:r>
+      <w:proofErr w:type="spellStart"/>
       <w:r>
         <w:rPr>
           <w:rFonts w:ascii="Consolas" w:hAnsi="Consolas"/>
@@ -9303,6 +10133,7 @@
         </w:rPr>
         <w:t>max_concurrent</w:t>
       </w:r>
+      <w:proofErr w:type="spellEnd"/>
       <w:r>
         <w:rPr>
           <w:rFonts w:ascii="Consolas" w:hAnsi="Consolas"/>
@@ -9391,6 +10222,8 @@
         </w:rPr>
         <w:t xml:space="preserve"> </w:t>
       </w:r>
+      <w:proofErr w:type="spellStart"/>
+      <w:proofErr w:type="gramStart"/>
       <w:r>
         <w:rPr>
           <w:rFonts w:ascii="Consolas" w:hAnsi="Consolas"/>
@@ -9421,6 +10254,8 @@
         </w:rPr>
         <w:t>ClientSession</w:t>
       </w:r>
+      <w:proofErr w:type="spellEnd"/>
+      <w:proofErr w:type="gramEnd"/>
       <w:r>
         <w:rPr>
           <w:rFonts w:ascii="Consolas" w:hAnsi="Consolas"/>
@@ -9515,6 +10350,8 @@
         </w:rPr>
         <w:t xml:space="preserve"> </w:t>
       </w:r>
+      <w:proofErr w:type="spellStart"/>
+      <w:proofErr w:type="gramStart"/>
       <w:r>
         <w:rPr>
           <w:rFonts w:ascii="Consolas" w:hAnsi="Consolas"/>
@@ -9545,6 +10382,8 @@
         </w:rPr>
         <w:t>strategy</w:t>
       </w:r>
+      <w:proofErr w:type="spellEnd"/>
+      <w:proofErr w:type="gramEnd"/>
       <w:r>
         <w:rPr>
           <w:rFonts w:ascii="Consolas" w:hAnsi="Consolas"/>
@@ -9639,6 +10478,7 @@
         </w:rPr>
         <w:t xml:space="preserve">, </w:t>
       </w:r>
+      <w:proofErr w:type="spellStart"/>
       <w:r>
         <w:rPr>
           <w:rFonts w:ascii="Consolas" w:hAnsi="Consolas"/>
@@ -9649,6 +10489,7 @@
         </w:rPr>
         <w:t>concurrent_used</w:t>
       </w:r>
+      <w:proofErr w:type="spellEnd"/>
       <w:r>
         <w:rPr>
           <w:rFonts w:ascii="Consolas" w:hAnsi="Consolas"/>
@@ -9699,6 +10540,8 @@
         </w:rPr>
         <w:t xml:space="preserve"> </w:t>
       </w:r>
+      <w:proofErr w:type="spellStart"/>
+      <w:proofErr w:type="gramStart"/>
       <w:r>
         <w:rPr>
           <w:rFonts w:ascii="Consolas" w:hAnsi="Consolas"/>
@@ -9727,8 +10570,20 @@
           <w:szCs w:val="21"/>
           <w:lang w:val="en-US" w:eastAsia="ru-RU"/>
         </w:rPr>
-        <w:t>_fixed</w:t>
-      </w:r>
+        <w:t>_</w:t>
+      </w:r>
+      <w:proofErr w:type="gramEnd"/>
+      <w:r>
+        <w:rPr>
+          <w:rFonts w:ascii="Consolas" w:hAnsi="Consolas"/>
+          <w:color w:val="D2A8FF"/>
+          <w:sz w:val="21"/>
+          <w:szCs w:val="21"/>
+          <w:lang w:val="en-US" w:eastAsia="ru-RU"/>
+        </w:rPr>
+        <w:t>fixed</w:t>
+      </w:r>
+      <w:proofErr w:type="spellEnd"/>
       <w:r>
         <w:rPr>
           <w:rFonts w:ascii="Consolas" w:hAnsi="Consolas"/>
@@ -9779,6 +10634,7 @@
         </w:rPr>
         <w:t xml:space="preserve">, </w:t>
       </w:r>
+      <w:proofErr w:type="spellStart"/>
       <w:r>
         <w:rPr>
           <w:rFonts w:ascii="Consolas" w:hAnsi="Consolas"/>
@@ -9789,6 +10645,7 @@
         </w:rPr>
         <w:t>hard_limit</w:t>
       </w:r>
+      <w:proofErr w:type="spellEnd"/>
       <w:r>
         <w:rPr>
           <w:rFonts w:ascii="Consolas" w:hAnsi="Consolas"/>
@@ -9823,6 +10680,7 @@
         </w:rPr>
         <w:t xml:space="preserve">            </w:t>
       </w:r>
+      <w:proofErr w:type="spellStart"/>
       <w:r>
         <w:rPr>
           <w:rFonts w:ascii="Consolas" w:hAnsi="Consolas"/>
@@ -9833,6 +10691,7 @@
         </w:rPr>
         <w:t>elif</w:t>
       </w:r>
+      <w:proofErr w:type="spellEnd"/>
       <w:r>
         <w:rPr>
           <w:rFonts w:ascii="Consolas" w:hAnsi="Consolas"/>
@@ -9843,6 +10702,8 @@
         </w:rPr>
         <w:t xml:space="preserve"> </w:t>
       </w:r>
+      <w:proofErr w:type="spellStart"/>
+      <w:proofErr w:type="gramStart"/>
       <w:r>
         <w:rPr>
           <w:rFonts w:ascii="Consolas" w:hAnsi="Consolas"/>
@@ -9873,6 +10734,8 @@
         </w:rPr>
         <w:t>strategy</w:t>
       </w:r>
+      <w:proofErr w:type="spellEnd"/>
+      <w:proofErr w:type="gramEnd"/>
       <w:r>
         <w:rPr>
           <w:rFonts w:ascii="Consolas" w:hAnsi="Consolas"/>
@@ -9911,7 +10774,29 @@
           <w:szCs w:val="21"/>
           <w:lang w:val="en-US" w:eastAsia="ru-RU"/>
         </w:rPr>
-        <w:t>"timeout_race"</w:t>
+        <w:t>"</w:t>
+      </w:r>
+      <w:proofErr w:type="spellStart"/>
+      <w:r>
+        <w:rPr>
+          <w:rFonts w:ascii="Consolas" w:hAnsi="Consolas"/>
+          <w:color w:val="A5D6FF"/>
+          <w:sz w:val="21"/>
+          <w:szCs w:val="21"/>
+          <w:lang w:val="en-US" w:eastAsia="ru-RU"/>
+        </w:rPr>
+        <w:t>timeout_race</w:t>
+      </w:r>
+      <w:proofErr w:type="spellEnd"/>
+      <w:r>
+        <w:rPr>
+          <w:rFonts w:ascii="Consolas" w:hAnsi="Consolas"/>
+          <w:color w:val="A5D6FF"/>
+          <w:sz w:val="21"/>
+          <w:szCs w:val="21"/>
+          <w:lang w:val="en-US" w:eastAsia="ru-RU"/>
+        </w:rPr>
+        <w:t>"</w:t>
       </w:r>
       <w:r>
         <w:rPr>
@@ -9967,6 +10852,7 @@
         </w:rPr>
         <w:t xml:space="preserve">, </w:t>
       </w:r>
+      <w:proofErr w:type="spellStart"/>
       <w:r>
         <w:rPr>
           <w:rFonts w:ascii="Consolas" w:hAnsi="Consolas"/>
@@ -9977,6 +10863,7 @@
         </w:rPr>
         <w:t>concurrent_used</w:t>
       </w:r>
+      <w:proofErr w:type="spellEnd"/>
       <w:r>
         <w:rPr>
           <w:rFonts w:ascii="Consolas" w:hAnsi="Consolas"/>
@@ -10027,6 +10914,7 @@
         </w:rPr>
         <w:t xml:space="preserve"> </w:t>
       </w:r>
+      <w:proofErr w:type="gramStart"/>
       <w:r>
         <w:rPr>
           <w:rFonts w:ascii="Consolas" w:hAnsi="Consolas"/>
@@ -10055,8 +10943,21 @@
           <w:szCs w:val="21"/>
           <w:lang w:val="en-US" w:eastAsia="ru-RU"/>
         </w:rPr>
-        <w:t>_timeout_race</w:t>
-      </w:r>
+        <w:t>_</w:t>
+      </w:r>
+      <w:proofErr w:type="spellStart"/>
+      <w:proofErr w:type="gramEnd"/>
+      <w:r>
+        <w:rPr>
+          <w:rFonts w:ascii="Consolas" w:hAnsi="Consolas"/>
+          <w:color w:val="D2A8FF"/>
+          <w:sz w:val="21"/>
+          <w:szCs w:val="21"/>
+          <w:lang w:val="en-US" w:eastAsia="ru-RU"/>
+        </w:rPr>
+        <w:t>timeout_race</w:t>
+      </w:r>
+      <w:proofErr w:type="spellEnd"/>
       <w:r>
         <w:rPr>
           <w:rFonts w:ascii="Consolas" w:hAnsi="Consolas"/>
@@ -10107,6 +11008,7 @@
         </w:rPr>
         <w:t xml:space="preserve">, </w:t>
       </w:r>
+      <w:proofErr w:type="spellStart"/>
       <w:r>
         <w:rPr>
           <w:rFonts w:ascii="Consolas" w:hAnsi="Consolas"/>
@@ -10117,6 +11019,7 @@
         </w:rPr>
         <w:t>hard_limit</w:t>
       </w:r>
+      <w:proofErr w:type="spellEnd"/>
       <w:r>
         <w:rPr>
           <w:rFonts w:ascii="Consolas" w:hAnsi="Consolas"/>
@@ -10215,6 +11118,7 @@
         </w:rPr>
         <w:t xml:space="preserve">, </w:t>
       </w:r>
+      <w:proofErr w:type="spellStart"/>
       <w:r>
         <w:rPr>
           <w:rFonts w:ascii="Consolas" w:hAnsi="Consolas"/>
@@ -10225,6 +11129,7 @@
         </w:rPr>
         <w:t>concurrent_used</w:t>
       </w:r>
+      <w:proofErr w:type="spellEnd"/>
       <w:r>
         <w:rPr>
           <w:rFonts w:ascii="Consolas" w:hAnsi="Consolas"/>
@@ -10275,6 +11180,8 @@
         </w:rPr>
         <w:t xml:space="preserve"> </w:t>
       </w:r>
+      <w:proofErr w:type="spellStart"/>
+      <w:proofErr w:type="gramStart"/>
       <w:r>
         <w:rPr>
           <w:rFonts w:ascii="Consolas" w:hAnsi="Consolas"/>
@@ -10303,8 +11210,20 @@
           <w:szCs w:val="21"/>
           <w:lang w:val="en-US" w:eastAsia="ru-RU"/>
         </w:rPr>
-        <w:t>_adaptive</w:t>
-      </w:r>
+        <w:t>_</w:t>
+      </w:r>
+      <w:proofErr w:type="gramEnd"/>
+      <w:r>
+        <w:rPr>
+          <w:rFonts w:ascii="Consolas" w:hAnsi="Consolas"/>
+          <w:color w:val="D2A8FF"/>
+          <w:sz w:val="21"/>
+          <w:szCs w:val="21"/>
+          <w:lang w:val="en-US" w:eastAsia="ru-RU"/>
+        </w:rPr>
+        <w:t>adaptive</w:t>
+      </w:r>
+      <w:proofErr w:type="spellEnd"/>
       <w:r>
         <w:rPr>
           <w:rFonts w:ascii="Consolas" w:hAnsi="Consolas"/>
@@ -10355,6 +11274,7 @@
         </w:rPr>
         <w:t xml:space="preserve">, </w:t>
       </w:r>
+      <w:proofErr w:type="spellStart"/>
       <w:r>
         <w:rPr>
           <w:rFonts w:ascii="Consolas" w:hAnsi="Consolas"/>
@@ -10365,6 +11285,7 @@
         </w:rPr>
         <w:t>hard_limit</w:t>
       </w:r>
+      <w:proofErr w:type="spellEnd"/>
       <w:r>
         <w:rPr>
           <w:rFonts w:ascii="Consolas" w:hAnsi="Consolas"/>
@@ -10413,6 +11334,7 @@
         </w:rPr>
         <w:t xml:space="preserve">        </w:t>
       </w:r>
+      <w:proofErr w:type="spellStart"/>
       <w:r>
         <w:rPr>
           <w:rFonts w:ascii="Consolas" w:hAnsi="Consolas"/>
@@ -10423,6 +11345,7 @@
         </w:rPr>
         <w:t>total_time_ms</w:t>
       </w:r>
+      <w:proofErr w:type="spellEnd"/>
       <w:r>
         <w:rPr>
           <w:rFonts w:ascii="Consolas" w:hAnsi="Consolas"/>
@@ -10473,6 +11396,8 @@
         </w:rPr>
         <w:t>((</w:t>
       </w:r>
+      <w:proofErr w:type="spellStart"/>
+      <w:proofErr w:type="gramStart"/>
       <w:r>
         <w:rPr>
           <w:rFonts w:ascii="Consolas" w:hAnsi="Consolas"/>
@@ -10501,8 +11426,20 @@
           <w:szCs w:val="21"/>
           <w:lang w:val="en-US" w:eastAsia="ru-RU"/>
         </w:rPr>
-        <w:t>perf_counter</w:t>
-      </w:r>
+        <w:t>perf</w:t>
+      </w:r>
+      <w:proofErr w:type="gramEnd"/>
+      <w:r>
+        <w:rPr>
+          <w:rFonts w:ascii="Consolas" w:hAnsi="Consolas"/>
+          <w:color w:val="D2A8FF"/>
+          <w:sz w:val="21"/>
+          <w:szCs w:val="21"/>
+          <w:lang w:val="en-US" w:eastAsia="ru-RU"/>
+        </w:rPr>
+        <w:t>_counter</w:t>
+      </w:r>
+      <w:proofErr w:type="spellEnd"/>
       <w:r>
         <w:rPr>
           <w:rFonts w:ascii="Consolas" w:hAnsi="Consolas"/>
@@ -10533,6 +11470,7 @@
         </w:rPr>
         <w:t xml:space="preserve"> </w:t>
       </w:r>
+      <w:proofErr w:type="spellStart"/>
       <w:r>
         <w:rPr>
           <w:rFonts w:ascii="Consolas" w:hAnsi="Consolas"/>
@@ -10543,6 +11481,7 @@
         </w:rPr>
         <w:t>request_started</w:t>
       </w:r>
+      <w:proofErr w:type="spellEnd"/>
       <w:r>
         <w:rPr>
           <w:rFonts w:ascii="Consolas" w:hAnsi="Consolas"/>
@@ -10677,6 +11616,7 @@
         </w:rPr>
         <w:t xml:space="preserve"> </w:t>
       </w:r>
+      <w:proofErr w:type="gramStart"/>
       <w:r>
         <w:rPr>
           <w:rFonts w:ascii="Consolas" w:hAnsi="Consolas"/>
@@ -10697,6 +11637,7 @@
         </w:rPr>
         <w:t>(</w:t>
       </w:r>
+      <w:proofErr w:type="gramEnd"/>
       <w:r>
         <w:rPr>
           <w:rFonts w:ascii="Consolas" w:hAnsi="Consolas"/>
@@ -10845,8 +11786,20 @@
           <w:szCs w:val="21"/>
           <w:lang w:val="en-US" w:eastAsia="ru-RU"/>
         </w:rPr>
-        <w:t>_is_success</w:t>
-      </w:r>
+        <w:t>_</w:t>
+      </w:r>
+      <w:proofErr w:type="spellStart"/>
+      <w:r>
+        <w:rPr>
+          <w:rFonts w:ascii="Consolas" w:hAnsi="Consolas"/>
+          <w:color w:val="D2A8FF"/>
+          <w:sz w:val="21"/>
+          <w:szCs w:val="21"/>
+          <w:lang w:val="en-US" w:eastAsia="ru-RU"/>
+        </w:rPr>
+        <w:t>is_success</w:t>
+      </w:r>
+      <w:proofErr w:type="spellEnd"/>
       <w:r>
         <w:rPr>
           <w:rFonts w:ascii="Consolas" w:hAnsi="Consolas"/>
@@ -10941,6 +11894,7 @@
         </w:rPr>
         <w:t xml:space="preserve"> </w:t>
       </w:r>
+      <w:proofErr w:type="spellStart"/>
       <w:r>
         <w:rPr>
           <w:rFonts w:ascii="Consolas" w:hAnsi="Consolas"/>
@@ -10951,6 +11905,7 @@
         </w:rPr>
         <w:t>len</w:t>
       </w:r>
+      <w:proofErr w:type="spellEnd"/>
       <w:r>
         <w:rPr>
           <w:rFonts w:ascii="Consolas" w:hAnsi="Consolas"/>
@@ -11069,6 +12024,8 @@
         </w:rPr>
         <w:t xml:space="preserve">: </w:t>
       </w:r>
+      <w:proofErr w:type="spellStart"/>
+      <w:proofErr w:type="gramStart"/>
       <w:r>
         <w:rPr>
           <w:rFonts w:ascii="Consolas" w:hAnsi="Consolas"/>
@@ -11079,6 +12036,7 @@
         </w:rPr>
         <w:t>dict</w:t>
       </w:r>
+      <w:proofErr w:type="spellEnd"/>
       <w:r>
         <w:rPr>
           <w:rFonts w:ascii="Consolas" w:hAnsi="Consolas"/>
@@ -11089,6 +12047,7 @@
         </w:rPr>
         <w:t>[</w:t>
       </w:r>
+      <w:proofErr w:type="gramEnd"/>
       <w:r>
         <w:rPr>
           <w:rFonts w:ascii="Consolas" w:hAnsi="Consolas"/>
@@ -11181,7 +12140,41 @@
           <w:szCs w:val="21"/>
           <w:lang w:val="en-US" w:eastAsia="ru-RU"/>
         </w:rPr>
-        <w:t>"request_id"</w:t>
+        <w:t>"</w:t>
+      </w:r>
+      <w:proofErr w:type="spellStart"/>
+      <w:proofErr w:type="gramStart"/>
+      <w:r>
+        <w:rPr>
+          <w:rFonts w:ascii="Consolas" w:hAnsi="Consolas"/>
+          <w:color w:val="A5D6FF"/>
+          <w:sz w:val="21"/>
+          <w:szCs w:val="21"/>
+          <w:lang w:val="en-US" w:eastAsia="ru-RU"/>
+        </w:rPr>
+        <w:t>request</w:t>
+      </w:r>
+      <w:proofErr w:type="gramEnd"/>
+      <w:r>
+        <w:rPr>
+          <w:rFonts w:ascii="Consolas" w:hAnsi="Consolas"/>
+          <w:color w:val="A5D6FF"/>
+          <w:sz w:val="21"/>
+          <w:szCs w:val="21"/>
+          <w:lang w:val="en-US" w:eastAsia="ru-RU"/>
+        </w:rPr>
+        <w:t>_id</w:t>
+      </w:r>
+      <w:proofErr w:type="spellEnd"/>
+      <w:r>
+        <w:rPr>
+          <w:rFonts w:ascii="Consolas" w:hAnsi="Consolas"/>
+          <w:color w:val="A5D6FF"/>
+          <w:sz w:val="21"/>
+          <w:szCs w:val="21"/>
+          <w:lang w:val="en-US" w:eastAsia="ru-RU"/>
+        </w:rPr>
+        <w:t>"</w:t>
       </w:r>
       <w:r>
         <w:rPr>
@@ -11385,6 +12378,7 @@
         </w:rPr>
         <w:t xml:space="preserve">: </w:t>
       </w:r>
+      <w:proofErr w:type="spellStart"/>
       <w:r>
         <w:rPr>
           <w:rFonts w:ascii="Consolas" w:hAnsi="Consolas"/>
@@ -11395,6 +12389,7 @@
         </w:rPr>
         <w:t>len</w:t>
       </w:r>
+      <w:proofErr w:type="spellEnd"/>
       <w:r>
         <w:rPr>
           <w:rFonts w:ascii="Consolas" w:hAnsi="Consolas"/>
@@ -11585,7 +12580,41 @@
           <w:szCs w:val="21"/>
           <w:lang w:val="en-US" w:eastAsia="ru-RU"/>
         </w:rPr>
-        <w:t>"total_time_ms"</w:t>
+        <w:t>"</w:t>
+      </w:r>
+      <w:proofErr w:type="spellStart"/>
+      <w:proofErr w:type="gramStart"/>
+      <w:r>
+        <w:rPr>
+          <w:rFonts w:ascii="Consolas" w:hAnsi="Consolas"/>
+          <w:color w:val="A5D6FF"/>
+          <w:sz w:val="21"/>
+          <w:szCs w:val="21"/>
+          <w:lang w:val="en-US" w:eastAsia="ru-RU"/>
+        </w:rPr>
+        <w:t>total</w:t>
+      </w:r>
+      <w:proofErr w:type="gramEnd"/>
+      <w:r>
+        <w:rPr>
+          <w:rFonts w:ascii="Consolas" w:hAnsi="Consolas"/>
+          <w:color w:val="A5D6FF"/>
+          <w:sz w:val="21"/>
+          <w:szCs w:val="21"/>
+          <w:lang w:val="en-US" w:eastAsia="ru-RU"/>
+        </w:rPr>
+        <w:t>_time_ms</w:t>
+      </w:r>
+      <w:proofErr w:type="spellEnd"/>
+      <w:r>
+        <w:rPr>
+          <w:rFonts w:ascii="Consolas" w:hAnsi="Consolas"/>
+          <w:color w:val="A5D6FF"/>
+          <w:sz w:val="21"/>
+          <w:szCs w:val="21"/>
+          <w:lang w:val="en-US" w:eastAsia="ru-RU"/>
+        </w:rPr>
+        <w:t>"</w:t>
       </w:r>
       <w:r>
         <w:rPr>
@@ -11597,6 +12626,7 @@
         </w:rPr>
         <w:t xml:space="preserve">: </w:t>
       </w:r>
+      <w:proofErr w:type="spellStart"/>
       <w:r>
         <w:rPr>
           <w:rFonts w:ascii="Consolas" w:hAnsi="Consolas"/>
@@ -11607,6 +12637,7 @@
         </w:rPr>
         <w:t>total_time_ms</w:t>
       </w:r>
+      <w:proofErr w:type="spellEnd"/>
       <w:r>
         <w:rPr>
           <w:rFonts w:ascii="Consolas" w:hAnsi="Consolas"/>
@@ -11650,7 +12681,29 @@
           <w:szCs w:val="21"/>
           <w:lang w:val="en-US" w:eastAsia="ru-RU"/>
         </w:rPr>
-        <w:t>"strategy_used"</w:t>
+        <w:t>"</w:t>
+      </w:r>
+      <w:proofErr w:type="spellStart"/>
+      <w:r>
+        <w:rPr>
+          <w:rFonts w:ascii="Consolas" w:hAnsi="Consolas"/>
+          <w:color w:val="A5D6FF"/>
+          <w:sz w:val="21"/>
+          <w:szCs w:val="21"/>
+          <w:lang w:val="en-US" w:eastAsia="ru-RU"/>
+        </w:rPr>
+        <w:t>strategy_used</w:t>
+      </w:r>
+      <w:proofErr w:type="spellEnd"/>
+      <w:r>
+        <w:rPr>
+          <w:rFonts w:ascii="Consolas" w:hAnsi="Consolas"/>
+          <w:color w:val="A5D6FF"/>
+          <w:sz w:val="21"/>
+          <w:szCs w:val="21"/>
+          <w:lang w:val="en-US" w:eastAsia="ru-RU"/>
+        </w:rPr>
+        <w:t>"</w:t>
       </w:r>
       <w:r>
         <w:rPr>
@@ -11662,6 +12715,8 @@
         </w:rPr>
         <w:t xml:space="preserve">: </w:t>
       </w:r>
+      <w:proofErr w:type="spellStart"/>
+      <w:proofErr w:type="gramStart"/>
       <w:r>
         <w:rPr>
           <w:rFonts w:ascii="Consolas" w:hAnsi="Consolas"/>
@@ -11692,6 +12747,8 @@
         </w:rPr>
         <w:t>strategy</w:t>
       </w:r>
+      <w:proofErr w:type="spellEnd"/>
+      <w:proofErr w:type="gramEnd"/>
       <w:r>
         <w:rPr>
           <w:rFonts w:ascii="Consolas" w:hAnsi="Consolas"/>
@@ -11734,7 +12791,41 @@
           <w:szCs w:val="21"/>
           <w:lang w:val="en-US" w:eastAsia="ru-RU"/>
         </w:rPr>
-        <w:t>"concurrent_used"</w:t>
+        <w:t>"</w:t>
+      </w:r>
+      <w:proofErr w:type="spellStart"/>
+      <w:proofErr w:type="gramStart"/>
+      <w:r>
+        <w:rPr>
+          <w:rFonts w:ascii="Consolas" w:hAnsi="Consolas"/>
+          <w:color w:val="A5D6FF"/>
+          <w:sz w:val="21"/>
+          <w:szCs w:val="21"/>
+          <w:lang w:val="en-US" w:eastAsia="ru-RU"/>
+        </w:rPr>
+        <w:t>concurrent</w:t>
+      </w:r>
+      <w:proofErr w:type="gramEnd"/>
+      <w:r>
+        <w:rPr>
+          <w:rFonts w:ascii="Consolas" w:hAnsi="Consolas"/>
+          <w:color w:val="A5D6FF"/>
+          <w:sz w:val="21"/>
+          <w:szCs w:val="21"/>
+          <w:lang w:val="en-US" w:eastAsia="ru-RU"/>
+        </w:rPr>
+        <w:t>_used</w:t>
+      </w:r>
+      <w:proofErr w:type="spellEnd"/>
+      <w:r>
+        <w:rPr>
+          <w:rFonts w:ascii="Consolas" w:hAnsi="Consolas"/>
+          <w:color w:val="A5D6FF"/>
+          <w:sz w:val="21"/>
+          <w:szCs w:val="21"/>
+          <w:lang w:val="en-US" w:eastAsia="ru-RU"/>
+        </w:rPr>
+        <w:t>"</w:t>
       </w:r>
       <w:r>
         <w:rPr>
@@ -11746,6 +12837,7 @@
         </w:rPr>
         <w:t xml:space="preserve">: </w:t>
       </w:r>
+      <w:proofErr w:type="spellStart"/>
       <w:r>
         <w:rPr>
           <w:rFonts w:ascii="Consolas" w:hAnsi="Consolas"/>
@@ -11756,6 +12848,7 @@
         </w:rPr>
         <w:t>concurrent_used</w:t>
       </w:r>
+      <w:proofErr w:type="spellEnd"/>
       <w:r>
         <w:rPr>
           <w:rFonts w:ascii="Consolas" w:hAnsi="Consolas"/>
@@ -11872,6 +12965,8 @@
         </w:rPr>
         <w:t xml:space="preserve"> </w:t>
       </w:r>
+      <w:proofErr w:type="spellStart"/>
+      <w:proofErr w:type="gramStart"/>
       <w:r>
         <w:rPr>
           <w:rFonts w:ascii="Consolas" w:hAnsi="Consolas"/>
@@ -11902,6 +12997,8 @@
         </w:rPr>
         <w:t>strategy</w:t>
       </w:r>
+      <w:proofErr w:type="spellEnd"/>
+      <w:proofErr w:type="gramEnd"/>
       <w:r>
         <w:rPr>
           <w:rFonts w:ascii="Consolas" w:hAnsi="Consolas"/>
@@ -12004,7 +13101,29 @@
           <w:szCs w:val="21"/>
           <w:lang w:val="en-US" w:eastAsia="ru-RU"/>
         </w:rPr>
-        <w:t>"adaptive_stats"</w:t>
+        <w:t>"</w:t>
+      </w:r>
+      <w:proofErr w:type="spellStart"/>
+      <w:r>
+        <w:rPr>
+          <w:rFonts w:ascii="Consolas" w:hAnsi="Consolas"/>
+          <w:color w:val="A5D6FF"/>
+          <w:sz w:val="21"/>
+          <w:szCs w:val="21"/>
+          <w:lang w:val="en-US" w:eastAsia="ru-RU"/>
+        </w:rPr>
+        <w:t>adaptive_stats</w:t>
+      </w:r>
+      <w:proofErr w:type="spellEnd"/>
+      <w:r>
+        <w:rPr>
+          <w:rFonts w:ascii="Consolas" w:hAnsi="Consolas"/>
+          <w:color w:val="A5D6FF"/>
+          <w:sz w:val="21"/>
+          <w:szCs w:val="21"/>
+          <w:lang w:val="en-US" w:eastAsia="ru-RU"/>
+        </w:rPr>
+        <w:t>"</w:t>
       </w:r>
       <w:r>
         <w:rPr>
@@ -12036,6 +13155,8 @@
         </w:rPr>
         <w:t xml:space="preserve"> </w:t>
       </w:r>
+      <w:proofErr w:type="spellStart"/>
+      <w:proofErr w:type="gramStart"/>
       <w:r>
         <w:rPr>
           <w:rFonts w:ascii="Consolas" w:hAnsi="Consolas"/>
@@ -12066,6 +13187,7 @@
         </w:rPr>
         <w:t>balancer</w:t>
       </w:r>
+      <w:proofErr w:type="gramEnd"/>
       <w:r>
         <w:rPr>
           <w:rFonts w:ascii="Consolas" w:hAnsi="Consolas"/>
@@ -12086,6 +13208,7 @@
         </w:rPr>
         <w:t>snapshot_for_urls</w:t>
       </w:r>
+      <w:proofErr w:type="spellEnd"/>
       <w:r>
         <w:rPr>
           <w:rFonts w:ascii="Consolas" w:hAnsi="Consolas"/>
@@ -12096,6 +13219,7 @@
         </w:rPr>
         <w:t>(</w:t>
       </w:r>
+      <w:proofErr w:type="spellStart"/>
       <w:r>
         <w:rPr>
           <w:rFonts w:ascii="Consolas" w:hAnsi="Consolas"/>
@@ -12126,6 +13250,7 @@
         </w:rPr>
         <w:t>urls</w:t>
       </w:r>
+      <w:proofErr w:type="spellEnd"/>
       <w:r>
         <w:rPr>
           <w:rFonts w:ascii="Consolas" w:hAnsi="Consolas"/>
@@ -12271,7 +13396,15 @@
         <w:t xml:space="preserve"> python main.py test --scenario all --repeats 10 --output report/. </w:t>
       </w:r>
       <w:r>
-        <w:t>В каждом запуске агрегировалось по 3 запроса к каждому из трех API, то есть 9 URL на один прогон стратегии.</w:t>
+        <w:t xml:space="preserve">В каждом запуске </w:t>
+      </w:r>
+      <w:proofErr w:type="spellStart"/>
+      <w:r>
+        <w:t>агрегировалось</w:t>
+      </w:r>
+      <w:proofErr w:type="spellEnd"/>
+      <w:r>
+        <w:t xml:space="preserve"> по 3 запроса к каждому из трех API, то есть 9 URL на один прогон стратегии.</w:t>
       </w:r>
     </w:p>
     <w:p>
@@ -12385,8 +13518,18 @@
                 <w:sz w:val="24"/>
                 <w:szCs w:val="24"/>
               </w:rPr>
-              <w:t>Время, мс</w:t>
-            </w:r>
+              <w:t xml:space="preserve">Время, </w:t>
+            </w:r>
+            <w:proofErr w:type="spellStart"/>
+            <w:r>
+              <w:rPr>
+                <w:b/>
+                <w:sz w:val="24"/>
+                <w:szCs w:val="24"/>
+              </w:rPr>
+              <w:t>мс</w:t>
+            </w:r>
+            <w:proofErr w:type="spellEnd"/>
           </w:p>
         </w:tc>
         <w:tc>
@@ -12480,6 +13623,7 @@
                 <w:szCs w:val="24"/>
               </w:rPr>
             </w:pPr>
+            <w:proofErr w:type="spellStart"/>
             <w:r>
               <w:rPr>
                 <w:sz w:val="24"/>
@@ -12487,6 +13631,7 @@
               </w:rPr>
               <w:t>stable</w:t>
             </w:r>
+            <w:proofErr w:type="spellEnd"/>
           </w:p>
         </w:tc>
         <w:tc>
@@ -12503,6 +13648,7 @@
                 <w:szCs w:val="24"/>
               </w:rPr>
             </w:pPr>
+            <w:proofErr w:type="spellStart"/>
             <w:r>
               <w:rPr>
                 <w:sz w:val="24"/>
@@ -12510,6 +13656,7 @@
               </w:rPr>
               <w:t>fixed</w:t>
             </w:r>
+            <w:proofErr w:type="spellEnd"/>
           </w:p>
         </w:tc>
         <w:tc>
@@ -12620,6 +13767,7 @@
                 <w:szCs w:val="24"/>
               </w:rPr>
             </w:pPr>
+            <w:proofErr w:type="spellStart"/>
             <w:r>
               <w:rPr>
                 <w:sz w:val="24"/>
@@ -12627,6 +13775,7 @@
               </w:rPr>
               <w:t>stable</w:t>
             </w:r>
+            <w:proofErr w:type="spellEnd"/>
           </w:p>
         </w:tc>
         <w:tc>
@@ -12643,6 +13792,7 @@
                 <w:szCs w:val="24"/>
               </w:rPr>
             </w:pPr>
+            <w:proofErr w:type="spellStart"/>
             <w:r>
               <w:rPr>
                 <w:sz w:val="24"/>
@@ -12650,6 +13800,7 @@
               </w:rPr>
               <w:t>timeout_race</w:t>
             </w:r>
+            <w:proofErr w:type="spellEnd"/>
           </w:p>
         </w:tc>
         <w:tc>
@@ -12760,6 +13911,7 @@
                 <w:szCs w:val="24"/>
               </w:rPr>
             </w:pPr>
+            <w:proofErr w:type="spellStart"/>
             <w:r>
               <w:rPr>
                 <w:sz w:val="24"/>
@@ -12767,6 +13919,7 @@
               </w:rPr>
               <w:t>stable</w:t>
             </w:r>
+            <w:proofErr w:type="spellEnd"/>
           </w:p>
         </w:tc>
         <w:tc>
@@ -12783,6 +13936,7 @@
                 <w:szCs w:val="24"/>
               </w:rPr>
             </w:pPr>
+            <w:proofErr w:type="spellStart"/>
             <w:r>
               <w:rPr>
                 <w:sz w:val="24"/>
@@ -12790,6 +13944,7 @@
               </w:rPr>
               <w:t>adaptive</w:t>
             </w:r>
+            <w:proofErr w:type="spellEnd"/>
           </w:p>
         </w:tc>
         <w:tc>
@@ -12900,6 +14055,7 @@
                 <w:szCs w:val="24"/>
               </w:rPr>
             </w:pPr>
+            <w:proofErr w:type="spellStart"/>
             <w:r>
               <w:rPr>
                 <w:sz w:val="24"/>
@@ -12907,6 +14063,7 @@
               </w:rPr>
               <w:t>slow</w:t>
             </w:r>
+            <w:proofErr w:type="spellEnd"/>
           </w:p>
         </w:tc>
         <w:tc>
@@ -12923,6 +14080,7 @@
                 <w:szCs w:val="24"/>
               </w:rPr>
             </w:pPr>
+            <w:proofErr w:type="spellStart"/>
             <w:r>
               <w:rPr>
                 <w:sz w:val="24"/>
@@ -12930,6 +14088,7 @@
               </w:rPr>
               <w:t>fixed</w:t>
             </w:r>
+            <w:proofErr w:type="spellEnd"/>
           </w:p>
         </w:tc>
         <w:tc>
@@ -13040,6 +14199,7 @@
                 <w:szCs w:val="24"/>
               </w:rPr>
             </w:pPr>
+            <w:proofErr w:type="spellStart"/>
             <w:r>
               <w:rPr>
                 <w:sz w:val="24"/>
@@ -13047,6 +14207,7 @@
               </w:rPr>
               <w:t>slow</w:t>
             </w:r>
+            <w:proofErr w:type="spellEnd"/>
           </w:p>
         </w:tc>
         <w:tc>
@@ -13063,6 +14224,7 @@
                 <w:szCs w:val="24"/>
               </w:rPr>
             </w:pPr>
+            <w:proofErr w:type="spellStart"/>
             <w:r>
               <w:rPr>
                 <w:sz w:val="24"/>
@@ -13070,6 +14232,7 @@
               </w:rPr>
               <w:t>timeout_race</w:t>
             </w:r>
+            <w:proofErr w:type="spellEnd"/>
           </w:p>
         </w:tc>
         <w:tc>
@@ -13180,6 +14343,7 @@
                 <w:szCs w:val="24"/>
               </w:rPr>
             </w:pPr>
+            <w:proofErr w:type="spellStart"/>
             <w:r>
               <w:rPr>
                 <w:sz w:val="24"/>
@@ -13187,6 +14351,7 @@
               </w:rPr>
               <w:t>slow</w:t>
             </w:r>
+            <w:proofErr w:type="spellEnd"/>
           </w:p>
         </w:tc>
         <w:tc>
@@ -13203,6 +14368,7 @@
                 <w:szCs w:val="24"/>
               </w:rPr>
             </w:pPr>
+            <w:proofErr w:type="spellStart"/>
             <w:r>
               <w:rPr>
                 <w:sz w:val="24"/>
@@ -13210,6 +14376,7 @@
               </w:rPr>
               <w:t>adaptive</w:t>
             </w:r>
+            <w:proofErr w:type="spellEnd"/>
           </w:p>
         </w:tc>
         <w:tc>
@@ -13320,6 +14487,7 @@
                 <w:szCs w:val="24"/>
               </w:rPr>
             </w:pPr>
+            <w:proofErr w:type="spellStart"/>
             <w:r>
               <w:rPr>
                 <w:sz w:val="24"/>
@@ -13327,6 +14495,7 @@
               </w:rPr>
               <w:t>unstable</w:t>
             </w:r>
+            <w:proofErr w:type="spellEnd"/>
           </w:p>
         </w:tc>
         <w:tc>
@@ -13343,6 +14512,7 @@
                 <w:szCs w:val="24"/>
               </w:rPr>
             </w:pPr>
+            <w:proofErr w:type="spellStart"/>
             <w:r>
               <w:rPr>
                 <w:sz w:val="24"/>
@@ -13350,6 +14520,7 @@
               </w:rPr>
               <w:t>fixed</w:t>
             </w:r>
+            <w:proofErr w:type="spellEnd"/>
           </w:p>
         </w:tc>
         <w:tc>
@@ -13460,6 +14631,7 @@
                 <w:szCs w:val="24"/>
               </w:rPr>
             </w:pPr>
+            <w:proofErr w:type="spellStart"/>
             <w:r>
               <w:rPr>
                 <w:sz w:val="24"/>
@@ -13467,6 +14639,7 @@
               </w:rPr>
               <w:t>unstable</w:t>
             </w:r>
+            <w:proofErr w:type="spellEnd"/>
           </w:p>
         </w:tc>
         <w:tc>
@@ -13483,6 +14656,7 @@
                 <w:szCs w:val="24"/>
               </w:rPr>
             </w:pPr>
+            <w:proofErr w:type="spellStart"/>
             <w:r>
               <w:rPr>
                 <w:sz w:val="24"/>
@@ -13490,6 +14664,7 @@
               </w:rPr>
               <w:t>timeout_race</w:t>
             </w:r>
+            <w:proofErr w:type="spellEnd"/>
           </w:p>
         </w:tc>
         <w:tc>
@@ -13600,6 +14775,7 @@
                 <w:szCs w:val="24"/>
               </w:rPr>
             </w:pPr>
+            <w:proofErr w:type="spellStart"/>
             <w:r>
               <w:rPr>
                 <w:sz w:val="24"/>
@@ -13607,6 +14783,7 @@
               </w:rPr>
               <w:t>unstable</w:t>
             </w:r>
+            <w:proofErr w:type="spellEnd"/>
           </w:p>
         </w:tc>
         <w:tc>
@@ -13623,6 +14800,7 @@
                 <w:szCs w:val="24"/>
               </w:rPr>
             </w:pPr>
+            <w:proofErr w:type="spellStart"/>
             <w:r>
               <w:rPr>
                 <w:sz w:val="24"/>
@@ -13630,6 +14808,7 @@
               </w:rPr>
               <w:t>adaptive</w:t>
             </w:r>
+            <w:proofErr w:type="spellEnd"/>
           </w:p>
         </w:tc>
         <w:tc>
@@ -13831,7 +15010,15 @@
         <w:pStyle w:val="ab"/>
       </w:pPr>
       <w:r>
-        <w:t>Рисунок 2 - Изменение concurrency для адаптивной стратегии</w:t>
+        <w:t xml:space="preserve">Рисунок 2 - Изменение </w:t>
+      </w:r>
+      <w:proofErr w:type="spellStart"/>
+      <w:r>
+        <w:t>concurrency</w:t>
+      </w:r>
+      <w:proofErr w:type="spellEnd"/>
+      <w:r>
+        <w:t xml:space="preserve"> для адаптивной стратегии</w:t>
       </w:r>
     </w:p>
     <w:p>
@@ -13903,7 +15090,63 @@
         <w:pStyle w:val="11"/>
       </w:pPr>
       <w:r>
-        <w:t>По времени выполнения во всех трех сценариях лучший средний результат показала стратегия timeout_race: 161.03 мс на stable, 1203.50 мс на slow и 392.76 мс на unstable. Причина в том, что она запускает все 9 запросов сразу и не создает очереди внутри шлюза.</w:t>
+        <w:t xml:space="preserve">По времени выполнения во всех трех сценариях лучший средний результат показала стратегия </w:t>
+      </w:r>
+      <w:proofErr w:type="spellStart"/>
+      <w:r>
+        <w:t>timeout_race</w:t>
+      </w:r>
+      <w:proofErr w:type="spellEnd"/>
+      <w:r>
+        <w:t xml:space="preserve">: 161.03 </w:t>
+      </w:r>
+      <w:proofErr w:type="spellStart"/>
+      <w:r>
+        <w:t>мс</w:t>
+      </w:r>
+      <w:proofErr w:type="spellEnd"/>
+      <w:r>
+        <w:t xml:space="preserve"> на </w:t>
+      </w:r>
+      <w:proofErr w:type="spellStart"/>
+      <w:r>
+        <w:t>stable</w:t>
+      </w:r>
+      <w:proofErr w:type="spellEnd"/>
+      <w:r>
+        <w:t xml:space="preserve">, 1203.50 </w:t>
+      </w:r>
+      <w:proofErr w:type="spellStart"/>
+      <w:r>
+        <w:t>мс</w:t>
+      </w:r>
+      <w:proofErr w:type="spellEnd"/>
+      <w:r>
+        <w:t xml:space="preserve"> на </w:t>
+      </w:r>
+      <w:proofErr w:type="spellStart"/>
+      <w:r>
+        <w:t>slow</w:t>
+      </w:r>
+      <w:proofErr w:type="spellEnd"/>
+      <w:r>
+        <w:t xml:space="preserve"> и 392.76 </w:t>
+      </w:r>
+      <w:proofErr w:type="spellStart"/>
+      <w:r>
+        <w:t>мс</w:t>
+      </w:r>
+      <w:proofErr w:type="spellEnd"/>
+      <w:r>
+        <w:t xml:space="preserve"> на </w:t>
+      </w:r>
+      <w:proofErr w:type="spellStart"/>
+      <w:r>
+        <w:t>unstable</w:t>
+      </w:r>
+      <w:proofErr w:type="spellEnd"/>
+      <w:r>
+        <w:t>. Причина в том, что она запускает все 9 запросов сразу и не создает очереди внутри шлюза.</w:t>
       </w:r>
     </w:p>
     <w:p>
@@ -13911,15 +15154,100 @@
         <w:pStyle w:val="11"/>
       </w:pPr>
       <w:r>
-        <w:t>Стратегия fixed предсказуема и ограничивает нагрузку лимитом max_concurrent = 3, но медленные запросы занимают слоты semaphore. Поэтому в сценарии slow среднее время составило 1809.04 мс: быстрые запросы частично ожидают освобождения слотов.</w:t>
+        <w:t xml:space="preserve">Стратегия </w:t>
+      </w:r>
+      <w:proofErr w:type="spellStart"/>
+      <w:r>
+        <w:t>fixed</w:t>
+      </w:r>
+      <w:proofErr w:type="spellEnd"/>
+      <w:r>
+        <w:t xml:space="preserve"> предсказуема и ограничивает нагрузку лимитом </w:t>
+      </w:r>
+      <w:proofErr w:type="spellStart"/>
+      <w:r>
+        <w:t>max_concurrent</w:t>
+      </w:r>
+      <w:proofErr w:type="spellEnd"/>
+      <w:r>
+        <w:t xml:space="preserve"> = 3, но медленные запросы занимают слоты </w:t>
+      </w:r>
+      <w:proofErr w:type="spellStart"/>
+      <w:r>
+        <w:t>semaphore</w:t>
+      </w:r>
+      <w:proofErr w:type="spellEnd"/>
+      <w:r>
+        <w:t xml:space="preserve">. Поэтому в сценарии </w:t>
+      </w:r>
+      <w:proofErr w:type="spellStart"/>
+      <w:r>
+        <w:t>slow</w:t>
+      </w:r>
+      <w:proofErr w:type="spellEnd"/>
+      <w:r>
+        <w:t xml:space="preserve"> среднее время составило 1809.04 </w:t>
+      </w:r>
+      <w:proofErr w:type="spellStart"/>
+      <w:r>
+        <w:t>мс</w:t>
+      </w:r>
+      <w:proofErr w:type="spellEnd"/>
+      <w:r>
+        <w:t>: быстрые запросы частично ожидают освобождения слотов.</w:t>
       </w:r>
     </w:p>
     <w:p>
       <w:pPr>
         <w:pStyle w:val="11"/>
       </w:pPr>
-      <w:r>
-        <w:t>Adaptive реагирует на поведение API: в stable быстрые источники увеличили concurrency с 3 до 6; в slow медленный источник снизился с 3 до 1; в unstable два проблемных источника также снизились до 1. Это улучшает контроль нагрузки, но может увеличивать задержку: в slow три запроса к одному медленному API после снижения лимита фактически ждут таймаут последовательно.</w:t>
+      <w:proofErr w:type="spellStart"/>
+      <w:r>
+        <w:t>Adaptive</w:t>
+      </w:r>
+      <w:proofErr w:type="spellEnd"/>
+      <w:r>
+        <w:t xml:space="preserve"> реагирует на поведение API: в </w:t>
+      </w:r>
+      <w:proofErr w:type="spellStart"/>
+      <w:r>
+        <w:t>stable</w:t>
+      </w:r>
+      <w:proofErr w:type="spellEnd"/>
+      <w:r>
+        <w:t xml:space="preserve"> быстрые источники увеличили </w:t>
+      </w:r>
+      <w:proofErr w:type="spellStart"/>
+      <w:r>
+        <w:t>concurrency</w:t>
+      </w:r>
+      <w:proofErr w:type="spellEnd"/>
+      <w:r>
+        <w:t xml:space="preserve"> с 3 до 6; в </w:t>
+      </w:r>
+      <w:proofErr w:type="spellStart"/>
+      <w:r>
+        <w:t>slow</w:t>
+      </w:r>
+      <w:proofErr w:type="spellEnd"/>
+      <w:r>
+        <w:t xml:space="preserve"> медленный источник снизился с 3 до 1; в </w:t>
+      </w:r>
+      <w:proofErr w:type="spellStart"/>
+      <w:r>
+        <w:t>unstable</w:t>
+      </w:r>
+      <w:proofErr w:type="spellEnd"/>
+      <w:r>
+        <w:t xml:space="preserve"> два проблемных источника также снизились до 1. Это улучшает контроль нагрузки, но может увеличивать задержку: в </w:t>
+      </w:r>
+      <w:proofErr w:type="spellStart"/>
+      <w:r>
+        <w:t>slow</w:t>
+      </w:r>
+      <w:proofErr w:type="spellEnd"/>
+      <w:r>
+        <w:t xml:space="preserve"> три запроса к одному медленному API после снижения лимита фактически ждут таймаут последовательно.</w:t>
       </w:r>
     </w:p>
     <w:p>
@@ -13927,7 +15255,31 @@
         <w:pStyle w:val="11"/>
       </w:pPr>
       <w:r>
-        <w:t>В нестабильном сценарии adaptive дал наибольшее среднее число успешных ответов - 6.90 против 6.10 у fixed и 6.30 у timeout_race. То есть стратегия проигрывает по чистому времени, но лучше защищает общий пул запросов от источников с частыми HTTP 500/503.</w:t>
+        <w:t xml:space="preserve">В нестабильном сценарии </w:t>
+      </w:r>
+      <w:proofErr w:type="spellStart"/>
+      <w:r>
+        <w:t>adaptive</w:t>
+      </w:r>
+      <w:proofErr w:type="spellEnd"/>
+      <w:r>
+        <w:t xml:space="preserve"> дал наибольшее среднее число успешных ответов - 6.90 против 6.10 у </w:t>
+      </w:r>
+      <w:proofErr w:type="spellStart"/>
+      <w:r>
+        <w:t>fixed</w:t>
+      </w:r>
+      <w:proofErr w:type="spellEnd"/>
+      <w:r>
+        <w:t xml:space="preserve"> и 6.30 у </w:t>
+      </w:r>
+      <w:proofErr w:type="spellStart"/>
+      <w:r>
+        <w:t>timeout_race</w:t>
+      </w:r>
+      <w:proofErr w:type="spellEnd"/>
+      <w:r>
+        <w:t>. То есть стратегия проигрывает по чистому времени, но лучше защищает общий пул запросов от источников с частыми HTTP 500/503.</w:t>
       </w:r>
     </w:p>
     <w:p>
@@ -13960,8 +15312,32 @@
         <w:rPr>
           <w:lang w:val="en-US"/>
         </w:rPr>
-        <w:t>python -m venv .venv</w:t>
-      </w:r>
+        <w:t xml:space="preserve">python -m </w:t>
+      </w:r>
+      <w:proofErr w:type="spellStart"/>
+      <w:proofErr w:type="gramStart"/>
+      <w:r>
+        <w:rPr>
+          <w:lang w:val="en-US"/>
+        </w:rPr>
+        <w:t>venv</w:t>
+      </w:r>
+      <w:proofErr w:type="spellEnd"/>
+      <w:r>
+        <w:rPr>
+          <w:lang w:val="en-US"/>
+        </w:rPr>
+        <w:t xml:space="preserve"> .</w:t>
+      </w:r>
+      <w:proofErr w:type="spellStart"/>
+      <w:r>
+        <w:rPr>
+          <w:lang w:val="en-US"/>
+        </w:rPr>
+        <w:t>venv</w:t>
+      </w:r>
+      <w:proofErr w:type="spellEnd"/>
+      <w:proofErr w:type="gramEnd"/>
     </w:p>
     <w:p>
       <w:pPr>
@@ -13971,11 +15347,27 @@
           <w:lang w:val="en-US"/>
         </w:rPr>
       </w:pPr>
+      <w:proofErr w:type="gramStart"/>
       <w:r>
         <w:rPr>
           <w:lang w:val="en-US"/>
         </w:rPr>
-        <w:t>.venv\Scripts\activate</w:t>
+        <w:t>.</w:t>
+      </w:r>
+      <w:proofErr w:type="spellStart"/>
+      <w:r>
+        <w:rPr>
+          <w:lang w:val="en-US"/>
+        </w:rPr>
+        <w:t>venv</w:t>
+      </w:r>
+      <w:proofErr w:type="spellEnd"/>
+      <w:proofErr w:type="gramEnd"/>
+      <w:r>
+        <w:rPr>
+          <w:lang w:val="en-US"/>
+        </w:rPr>
+        <w:t>\Scripts\activate</w:t>
       </w:r>
     </w:p>
     <w:p>
@@ -14085,7 +15477,21 @@
         <w:rPr>
           <w:lang w:val="en-US"/>
         </w:rPr>
-        <w:t xml:space="preserve">  -d "{\"urls\":[\"https://jsonplaceholder.typicode.com/todos/1\"],\"strategy\":\"adaptive\"}"</w:t>
+        <w:t xml:space="preserve">  -d "{\"urls\</w:t>
+      </w:r>
+      <w:proofErr w:type="gramStart"/>
+      <w:r>
+        <w:rPr>
+          <w:lang w:val="en-US"/>
+        </w:rPr>
+        <w:t>":[</w:t>
+      </w:r>
+      <w:proofErr w:type="gramEnd"/>
+      <w:r>
+        <w:rPr>
+          <w:lang w:val="en-US"/>
+        </w:rPr>
+        <w:t>\"https://jsonplaceholder.typicode.com/todos/1\"],\"strategy\":\"adaptive\"}"</w:t>
       </w:r>
     </w:p>
     <w:p>
@@ -14101,7 +15507,15 @@
         <w:pStyle w:val="11"/>
       </w:pPr>
       <w:r>
-        <w:t>Запуск встроенного benchmark и модульных тестов:</w:t>
+        <w:t xml:space="preserve">Запуск встроенного </w:t>
+      </w:r>
+      <w:proofErr w:type="spellStart"/>
+      <w:r>
+        <w:t>benchmark</w:t>
+      </w:r>
+      <w:proofErr w:type="spellEnd"/>
+      <w:r>
+        <w:t xml:space="preserve"> и модульных тестов:</w:t>
       </w:r>
     </w:p>
     <w:p>
@@ -14124,9 +15538,11 @@
         <w:pStyle w:val="ad"/>
         <w:spacing w:after="0"/>
       </w:pPr>
+      <w:proofErr w:type="spellStart"/>
       <w:r>
         <w:t>pytest</w:t>
       </w:r>
+      <w:proofErr w:type="spellEnd"/>
     </w:p>
     <w:p>
       <w:pPr>
@@ -14149,14 +15565,17 @@
         <w:pStyle w:val="11"/>
       </w:pPr>
       <w:r>
-        <w:t xml:space="preserve">Код программы выложен на </w:t>
-      </w:r>
-      <w:r>
-        <w:rPr>
-          <w:lang w:val="en-US"/>
-        </w:rPr>
-        <w:t>GitHub</w:t>
-      </w:r>
+        <w:t xml:space="preserve">Код выполнения предоставлен на </w:t>
+      </w:r>
+      <w:hyperlink r:id="rId12" w:history="1">
+        <w:r>
+          <w:rPr>
+            <w:rStyle w:val="af"/>
+            <w:lang w:val="en-US"/>
+          </w:rPr>
+          <w:t>GitHub</w:t>
+        </w:r>
+      </w:hyperlink>
       <w:r>
         <w:t>.</w:t>
       </w:r>
@@ -14191,7 +15610,31 @@
         <w:pStyle w:val="11"/>
       </w:pPr>
       <w:r>
-        <w:t>В ходе лабораторной работы разработан асинхронный сервис-шлюз для агрегации данных из нескольких HTTP API. Сервис реализует endpoint POST /aggregate, три стратегии параллельного выполнения, локальные API-эмуляторы, систему benchmark, сохранение результатов и построение графиков.</w:t>
+        <w:t xml:space="preserve">В ходе лабораторной работы разработан асинхронный сервис-шлюз для агрегации данных из нескольких HTTP API. Сервис реализует </w:t>
+      </w:r>
+      <w:proofErr w:type="spellStart"/>
+      <w:r>
+        <w:t>endpoint</w:t>
+      </w:r>
+      <w:proofErr w:type="spellEnd"/>
+      <w:r>
+        <w:t xml:space="preserve"> POST /</w:t>
+      </w:r>
+      <w:proofErr w:type="spellStart"/>
+      <w:r>
+        <w:t>aggregate</w:t>
+      </w:r>
+      <w:proofErr w:type="spellEnd"/>
+      <w:r>
+        <w:t xml:space="preserve">, три стратегии параллельного выполнения, локальные API-эмуляторы, систему </w:t>
+      </w:r>
+      <w:proofErr w:type="spellStart"/>
+      <w:r>
+        <w:t>benchmark</w:t>
+      </w:r>
+      <w:proofErr w:type="spellEnd"/>
+      <w:r>
+        <w:t>, сохранение результатов и построение графиков.</w:t>
       </w:r>
     </w:p>
     <w:p>
@@ -14199,7 +15642,31 @@
         <w:pStyle w:val="11"/>
       </w:pPr>
       <w:r>
-        <w:t>Эксперименты показали, что асинхронность сокращает общее время ожидания за счет одновременного выполнения независимых сетевых запросов. timeout_race дает минимальное время, fixed удобен как контролируемый базовый вариант, а adaptive добавляет обратную связь и способен снижать нагрузку на проблемные API.</w:t>
+        <w:t xml:space="preserve">Эксперименты показали, что асинхронность сокращает общее время ожидания за счет одновременного выполнения независимых сетевых запросов. </w:t>
+      </w:r>
+      <w:proofErr w:type="spellStart"/>
+      <w:r>
+        <w:t>timeout_race</w:t>
+      </w:r>
+      <w:proofErr w:type="spellEnd"/>
+      <w:r>
+        <w:t xml:space="preserve"> дает минимальное время, </w:t>
+      </w:r>
+      <w:proofErr w:type="spellStart"/>
+      <w:r>
+        <w:t>fixed</w:t>
+      </w:r>
+      <w:proofErr w:type="spellEnd"/>
+      <w:r>
+        <w:t xml:space="preserve"> удобен как контролируемый базовый вариант, а </w:t>
+      </w:r>
+      <w:proofErr w:type="spellStart"/>
+      <w:r>
+        <w:t>adaptive</w:t>
+      </w:r>
+      <w:proofErr w:type="spellEnd"/>
+      <w:r>
+        <w:t xml:space="preserve"> добавляет обратную связь и способен снижать нагрузку на проблемные API.</w:t>
       </w:r>
     </w:p>
     <w:p>
@@ -14207,16 +15674,32 @@
         <w:pStyle w:val="11"/>
       </w:pPr>
       <w:r>
-        <w:t>Главное ограничение adaptive состоит в необходимости накопить статистику и в возможном росте задержки при снижении concurrency для медленного источника. Поэтому выбор стратегии зависит от цели: минимальная задержка, ограничение нагрузки или устойчивость к нестабильным API.</w:t>
+        <w:t xml:space="preserve">Главное ограничение </w:t>
+      </w:r>
+      <w:proofErr w:type="spellStart"/>
+      <w:r>
+        <w:t>adaptive</w:t>
+      </w:r>
+      <w:proofErr w:type="spellEnd"/>
+      <w:r>
+        <w:t xml:space="preserve"> состоит в необходимости накопить статистику и в возможном росте задержки при снижении </w:t>
+      </w:r>
+      <w:proofErr w:type="spellStart"/>
+      <w:r>
+        <w:t>concurrency</w:t>
+      </w:r>
+      <w:proofErr w:type="spellEnd"/>
+      <w:r>
+        <w:t xml:space="preserve"> для медленного источника. Поэтому выбор стратегии зависит от цели: минимальная задержка, ограничение нагрузки или устойчивость к нестабильным API.</w:t>
       </w:r>
     </w:p>
     <w:sectPr>
-      <w:headerReference w:type="even" r:id="rId12"/>
-      <w:headerReference w:type="default" r:id="rId13"/>
-      <w:footerReference w:type="even" r:id="rId14"/>
-      <w:footerReference w:type="default" r:id="rId15"/>
-      <w:headerReference w:type="first" r:id="rId16"/>
-      <w:footerReference w:type="first" r:id="rId17"/>
+      <w:headerReference w:type="even" r:id="rId13"/>
+      <w:headerReference w:type="default" r:id="rId14"/>
+      <w:footerReference w:type="even" r:id="rId15"/>
+      <w:footerReference w:type="default" r:id="rId16"/>
+      <w:headerReference w:type="first" r:id="rId17"/>
+      <w:footerReference w:type="first" r:id="rId18"/>
       <w:pgSz w:w="11906" w:h="16838"/>
       <w:pgMar w:top="1134" w:right="850" w:bottom="1134" w:left="1701" w:header="708" w:footer="708" w:gutter="0"/>
       <w:cols w:space="708"/>
